--- a/DOCUMENTACION SSD PROYECTO DE CARRERA/TP12_GRUPO_12.docx
+++ b/DOCUMENTACION SSD PROYECTO DE CARRERA/TP12_GRUPO_12.docx
@@ -1,5 +1,70 @@
 
-<file path=word/document.xml><?xml version="1.0" encoding="utf-8"?>
+<file path=customXml\item1.xml><?xml version="1.0" encoding="utf-8"?>
+<b:Sources xmlns:b="http://schemas.openxmlformats.org/officeDocument/2006/bibliography" xmlns="http://schemas.openxmlformats.org/officeDocument/2006/bibliography" SelectedStyle="/APA.XSL" StyleName="APA"/>
+</file>
+
+<file path=customXml\itemProps1.xml><?xml version="1.0" encoding="utf-8"?>
+<ds:datastoreItem xmlns:ds="http://schemas.openxmlformats.org/officeDocument/2006/customXml" ds:itemID="{EF278816-EC6F-A645-907D-7F25AECB1D4A}">
+  <ds:schemaRefs>
+    <ds:schemaRef ds:uri="http://schemas.openxmlformats.org/officeDocument/2006/bibliography"/>
+  </ds:schemaRefs>
+</ds:datastoreItem>
+</file>
+
+<file path=docProps\app.xml><?xml version="1.0" encoding="utf-8"?>
+<Properties xmlns="http://schemas.openxmlformats.org/officeDocument/2006/extended-properties" xmlns:vt="http://schemas.openxmlformats.org/officeDocument/2006/docPropsVTypes">
+  <Template>Normal.dotm</Template>
+  <TotalTime>0</TotalTime>
+  <Pages>1</Pages>
+  <Words>0</Words>
+  <Characters>0</Characters>
+  <Application>Microsoft Macintosh Word</Application>
+  <DocSecurity>0</DocSecurity>
+  <Lines>0</Lines>
+  <Paragraphs>0</Paragraphs>
+  <ScaleCrop>false</ScaleCrop>
+  <HeadingPairs>
+    <vt:vector size="2" baseType="variant">
+      <vt:variant>
+        <vt:lpstr>Title</vt:lpstr>
+      </vt:variant>
+      <vt:variant>
+        <vt:i4>1</vt:i4>
+      </vt:variant>
+    </vt:vector>
+  </HeadingPairs>
+  <TitlesOfParts>
+    <vt:vector size="1" baseType="lpstr">
+      <vt:lpstr/>
+    </vt:vector>
+  </TitlesOfParts>
+  <Manager/>
+  <Company/>
+  <LinksUpToDate>false</LinksUpToDate>
+  <CharactersWithSpaces>0</CharactersWithSpaces>
+  <SharedDoc>false</SharedDoc>
+  <HyperlinkBase/>
+  <HyperlinksChanged>false</HyperlinksChanged>
+  <AppVersion>14.0000</AppVersion>
+</Properties>
+</file>
+
+<file path=docProps\core.xml><?xml version="1.0" encoding="utf-8"?>
+<cp:coreProperties xmlns:cp="http://schemas.openxmlformats.org/package/2006/metadata/core-properties" xmlns:dc="http://purl.org/dc/elements/1.1/" xmlns:dcterms="http://purl.org/dc/terms/" xmlns:dcmitype="http://purl.org/dc/dcmitype/" xmlns:xsi="http://www.w3.org/2001/XMLSchema-instance">
+  <dc:title/>
+  <dc:subject/>
+  <dc:creator>python-docx</dc:creator>
+  <cp:keywords/>
+  <dc:description>generated by python-docx</dc:description>
+  <cp:lastModifiedBy/>
+  <cp:revision>1</cp:revision>
+  <dcterms:created xsi:type="dcterms:W3CDTF">2013-12-23T23:15:00Z</dcterms:created>
+  <dcterms:modified xsi:type="dcterms:W3CDTF">2013-12-23T23:15:00Z</dcterms:modified>
+  <cp:category/>
+</cp:coreProperties>
+</file>
+
+<file path=word\document.xml><?xml version="1.0" encoding="utf-8"?>
 <w:document xmlns:wpc="http://schemas.microsoft.com/office/word/2010/wordprocessingCanvas" xmlns:mo="http://schemas.microsoft.com/office/mac/office/2008/main" xmlns:mc="http://schemas.openxmlformats.org/markup-compatibility/2006" xmlns:mv="urn:schemas-microsoft-com:mac:vml" xmlns:o="urn:schemas-microsoft-com:office:office" xmlns:r="http://schemas.openxmlformats.org/officeDocument/2006/relationships" xmlns:m="http://schemas.openxmlformats.org/officeDocument/2006/math" xmlns:v="urn:schemas-microsoft-com:vml" xmlns:wp14="http://schemas.microsoft.com/office/word/2010/wordprocessingDrawing" xmlns:wp="http://schemas.openxmlformats.org/drawingml/2006/wordprocessingDrawing" xmlns:w10="urn:schemas-microsoft-com:office:word" xmlns:w="http://schemas.openxmlformats.org/wordprocessingml/2006/main" xmlns:w14="http://schemas.microsoft.com/office/word/2010/wordml" xmlns:wpg="http://schemas.microsoft.com/office/word/2010/wordprocessingGroup" xmlns:wpi="http://schemas.microsoft.com/office/word/2010/wordprocessingInk" xmlns:wne="http://schemas.microsoft.com/office/word/2006/wordml" xmlns:wps="http://schemas.microsoft.com/office/word/2010/wordprocessingShape" mc:Ignorable="w14 wp14">
   <w:body>
     <w:p>
@@ -131,7 +196,7 @@
         <w:t xml:space="preserve">Rama / commit / versión de referencia: </w:t>
       </w:r>
       <w:r>
-        <w:t>Rama main · Commit 7e3b31b73cb04a5269f6fb4fcf0c76de49766284</w:t>
+        <w:t>Rama main · Commit 1d3be3cc4f3dc7af54e2f7d9521138d3df0ada1d</w:t>
       </w:r>
     </w:p>
     <w:p>
@@ -400,7 +465,7 @@
         <w:t xml:space="preserve">Commit / tag / versión: </w:t>
       </w:r>
       <w:r>
-        <w:t>7e3b31b73cb04a5269f6fb4fcf0c76de49766284</w:t>
+        <w:t>1d3be3cc4f3dc7af54e2f7d9521138d3df0ada1d</w:t>
       </w:r>
     </w:p>
     <w:p>
@@ -411,7 +476,7 @@
         <w:t xml:space="preserve">Fecha de la versión: </w:t>
       </w:r>
       <w:r>
-        <w:t>05/09/2026</w:t>
+        <w:t>09/10/2026</w:t>
       </w:r>
     </w:p>
     <w:p>
@@ -2507,7 +2572,7 @@
         <w:t xml:space="preserve">URL o ubicación del repositorio: </w:t>
       </w:r>
       <w:r>
-        <w:t>Repositorio local Git en C:\xampp\htdocs\oficiored (rama main, commit 7e3b31b). Desplegado en InfinityFree</w:t>
+        <w:t>Repositorio local Git en C:\xampp\htdocs\oficiored (rama main, commit 1d3be3c). Desplegado en InfinityFree</w:t>
       </w:r>
     </w:p>
     <w:p>
@@ -3834,7 +3899,7 @@
           <w:b/>
           <w:color w:val="2D1218"/>
         </w:rPr>
-        <w:t>INC-01: Formulario de solicitud de presupuesto no implementado</w:t>
+        <w:t>INC-01: Formulario de solicitud de presupuesto</w:t>
       </w:r>
     </w:p>
     <w:p>
@@ -3890,7 +3955,7 @@
         <w:t xml:space="preserve">Estado: </w:t>
       </w:r>
       <w:r>
-        <w:t>Pendiente (brecha del MVP original)</w:t>
+        <w:t>Resuelto</w:t>
       </w:r>
     </w:p>
     <w:p>
@@ -5275,7 +5340,7 @@
         <w:t xml:space="preserve">Versión que se demostrará: </w:t>
       </w:r>
       <w:r>
-        <w:t>Rama main, commit 7e3b31b</w:t>
+        <w:t>Rama main, commit 1d3be3c</w:t>
       </w:r>
     </w:p>
     <w:p>
@@ -5424,7 +5489,7 @@
         <w:t xml:space="preserve">Qué se dice: </w:t>
       </w:r>
       <w:r>
-        <w:t>Stack PHP 8, MariaDB, PDO, sin framework. Versión main 7e3b31b. Alcance: 3 flujos (cliente, profesional, admin).</w:t>
+        <w:t>Stack PHP 8, MariaDB, PDO, sin framework. Versión main 1d3be3c. Alcance: 3 flujos (cliente, profesional, admin).</w:t>
       </w:r>
     </w:p>
     <w:p>
@@ -5632,7 +5697,7 @@
         <w:t xml:space="preserve">Qué se dice: </w:t>
       </w:r>
       <w:r>
-        <w:t>Funciona el flujo de los 3 actores. Pendiente: formulario de presupuesto (brecha del MVP). Reseñas y nuevas mejoras, Fase 2.</w:t>
+        <w:t>El MVP original está completo, incluyendo el formulario de solicitud de presupuesto. Reseñas y deploy son Fase 2.</w:t>
       </w:r>
     </w:p>
     <w:p>
@@ -5674,7 +5739,7 @@
     </w:p>
     <w:p>
       <w:r>
-        <w:t>☑ La versión de demo está respaldada (commit 7e3b31b en main).</w:t>
+        <w:t>☑ La versión de demo está respaldada (commit 1d3be3c en main).</w:t>
       </w:r>
     </w:p>
     <w:p>
@@ -6337,7 +6402,7 @@
         <w:rPr>
           <w:i w:val="0"/>
         </w:rPr>
-        <w:t>Listo con observaciones.</w:t>
+        <w:t>Listo.</w:t>
       </w:r>
     </w:p>
     <w:p>
@@ -6348,7 +6413,7 @@
         <w:t xml:space="preserve">Justificación: </w:t>
       </w:r>
       <w:r>
-        <w:t>El flujo de los 3 actores funciona. Pendiente antes del coloquio: implementar el formulario de solicitud de presupuesto (brecha del MVP) y reemplazar la evidencia E5 por el flujo de aprobación en 'en_revision'.</w:t>
+        <w:t>Todas las funcionalidades del MVP original implementadas, incluyendo formulario de solicitud de presupuesto (INC-01 resuelto). Evidencias E1-E7 incorporadas. INC-07 resuelto.</w:t>
       </w:r>
     </w:p>
     <w:p>
@@ -6462,7 +6527,7 @@
         <w:rPr>
           <w:i w:val="0"/>
         </w:rPr>
-        <w:t>Se entrega esta carpeta técnica en PDF (A4, con índice y numeración) junto con la referencia al repositorio y la versión estable (main, commit 7e3b31b) y las evidencias E1–E6. Si durante la preparación de la demo se modifica código, se actualizarán también el commit de referencia, las pruebas y esta documentación.</w:t>
+        <w:t>Se entrega esta carpeta técnica en PDF (A4, con índice y numeración) junto con la referencia al repositorio y la versión estable (main, commit 1d3be3c) y las evidencias E1–E6. Si durante la preparación de la demo se modifica código, se actualizarán también el commit de referencia, las pruebas y esta documentación.</w:t>
       </w:r>
     </w:p>
     <w:p>
@@ -6493,7 +6558,70 @@
 </w:document>
 </file>
 
-<file path=word/footer1.xml><?xml version="1.0" encoding="utf-8"?>
+<file path=word\fontTable.xml><?xml version="1.0" encoding="utf-8"?>
+<w:fonts xmlns:mc="http://schemas.openxmlformats.org/markup-compatibility/2006" xmlns:r="http://schemas.openxmlformats.org/officeDocument/2006/relationships" xmlns:w="http://schemas.openxmlformats.org/wordprocessingml/2006/main" xmlns:w14="http://schemas.microsoft.com/office/word/2010/wordml" mc:Ignorable="w14">
+  <w:font w:name="Symbol">
+    <w:panose1 w:val="00000000000000000000"/>
+    <w:charset w:val="02"/>
+    <w:family w:val="auto"/>
+    <w:pitch w:val="variable"/>
+    <w:sig w:usb0="00000000" w:usb1="10000000" w:usb2="00000000" w:usb3="00000000" w:csb0="80000000" w:csb1="00000000"/>
+  </w:font>
+  <w:font w:name="Times New Roman">
+    <w:panose1 w:val="02020603050405020304"/>
+    <w:charset w:val="00"/>
+    <w:family w:val="auto"/>
+    <w:pitch w:val="variable"/>
+    <w:sig w:usb0="E0002AFF" w:usb1="C0007841" w:usb2="00000009" w:usb3="00000000" w:csb0="000001FF" w:csb1="00000000"/>
+  </w:font>
+  <w:font w:name="Cambria">
+    <w:panose1 w:val="02040503050406030204"/>
+    <w:charset w:val="00"/>
+    <w:family w:val="auto"/>
+    <w:pitch w:val="variable"/>
+    <w:sig w:usb0="E00002FF" w:usb1="400004FF" w:usb2="00000000" w:usb3="00000000" w:csb0="0000019F" w:csb1="00000000"/>
+  </w:font>
+  <w:font w:name="ＭＳ 明朝">
+    <w:panose1 w:val="00000000000000000000"/>
+    <w:charset w:val="80"/>
+    <w:family w:val="roman"/>
+    <w:notTrueType/>
+    <w:pitch w:val="fixed"/>
+    <w:sig w:usb0="00000001" w:usb1="08070000" w:usb2="00000010" w:usb3="00000000" w:csb0="00020000" w:csb1="00000000"/>
+  </w:font>
+  <w:font w:name="Calibri">
+    <w:panose1 w:val="020F0502020204030204"/>
+    <w:charset w:val="00"/>
+    <w:family w:val="auto"/>
+    <w:pitch w:val="variable"/>
+    <w:sig w:usb0="E10002FF" w:usb1="4000ACFF" w:usb2="00000009" w:usb3="00000000" w:csb0="0000019F" w:csb1="00000000"/>
+  </w:font>
+  <w:font w:name="ＭＳ ゴシック">
+    <w:panose1 w:val="00000000000000000000"/>
+    <w:charset w:val="80"/>
+    <w:family w:val="modern"/>
+    <w:notTrueType/>
+    <w:pitch w:val="fixed"/>
+    <w:sig w:usb0="00000001" w:usb1="08070000" w:usb2="00000010" w:usb3="00000000" w:csb0="00020000" w:csb1="00000000"/>
+  </w:font>
+  <w:font w:name="Courier">
+    <w:panose1 w:val="02000500000000000000"/>
+    <w:charset w:val="00"/>
+    <w:family w:val="auto"/>
+    <w:pitch w:val="variable"/>
+    <w:sig w:usb0="00000003" w:usb1="00000000" w:usb2="00000000" w:usb3="00000000" w:csb0="00000001" w:csb1="00000000"/>
+  </w:font>
+  <w:font w:name="Arial">
+    <w:panose1 w:val="020B0604020202020204"/>
+    <w:charset w:val="00"/>
+    <w:family w:val="auto"/>
+    <w:pitch w:val="variable"/>
+    <w:sig w:usb0="E0002AFF" w:usb1="C0007843" w:usb2="00000009" w:usb3="00000000" w:csb0="000001FF" w:csb1="00000000"/>
+  </w:font>
+</w:fonts>
+</file>
+
+<file path=word\footer1.xml><?xml version="1.0" encoding="utf-8"?>
 <w:ftr xmlns:m="http://schemas.openxmlformats.org/officeDocument/2006/math" xmlns:mc="http://schemas.openxmlformats.org/markup-compatibility/2006" xmlns:mo="http://schemas.microsoft.com/office/mac/office/2008/main" xmlns:mv="urn:schemas-microsoft-com:mac:vml" xmlns:o="urn:schemas-microsoft-com:office:office" xmlns:r="http://schemas.openxmlformats.org/officeDocument/2006/relationships" xmlns:v="urn:schemas-microsoft-com:vml" xmlns:w10="urn:schemas-microsoft-com:office:word" xmlns:w14="http://schemas.microsoft.com/office/word/2010/wordml" xmlns:w="http://schemas.openxmlformats.org/wordprocessingml/2006/main" xmlns:wne="http://schemas.microsoft.com/office/word/2006/wordml" xmlns:wp14="http://schemas.microsoft.com/office/word/2010/wordprocessingDrawing" xmlns:wp="http://schemas.openxmlformats.org/drawingml/2006/wordprocessingDrawing" xmlns:wpc="http://schemas.microsoft.com/office/word/2010/wordprocessingCanvas" xmlns:wpg="http://schemas.microsoft.com/office/word/2010/wordprocessingGroup" xmlns:wpi="http://schemas.microsoft.com/office/word/2010/wordprocessingInk" xmlns:wps="http://schemas.microsoft.com/office/word/2010/wordprocessingShape" mc:Ignorable="w14 wp14">
   <w:p>
     <w:pPr>
@@ -6539,7 +6667,7 @@
 </w:ftr>
 </file>
 
-<file path=word/numbering.xml><?xml version="1.0" encoding="utf-8"?>
+<file path=word\numbering.xml><?xml version="1.0" encoding="utf-8"?>
 <w:numbering xmlns:wpc="http://schemas.microsoft.com/office/word/2010/wordprocessingCanvas" xmlns:mo="http://schemas.microsoft.com/office/mac/office/2008/main" xmlns:mc="http://schemas.openxmlformats.org/markup-compatibility/2006" xmlns:mv="urn:schemas-microsoft-com:mac:vml" xmlns:o="urn:schemas-microsoft-com:office:office" xmlns:r="http://schemas.openxmlformats.org/officeDocument/2006/relationships" xmlns:m="http://schemas.openxmlformats.org/officeDocument/2006/math" xmlns:v="urn:schemas-microsoft-com:vml" xmlns:wp14="http://schemas.microsoft.com/office/word/2010/wordprocessingDrawing" xmlns:wp="http://schemas.openxmlformats.org/drawingml/2006/wordprocessingDrawing" xmlns:w10="urn:schemas-microsoft-com:office:word" xmlns:w="http://schemas.openxmlformats.org/wordprocessingml/2006/main" xmlns:w14="http://schemas.microsoft.com/office/word/2010/wordml" xmlns:wpg="http://schemas.microsoft.com/office/word/2010/wordprocessingGroup" xmlns:wpi="http://schemas.microsoft.com/office/word/2010/wordprocessingInk" xmlns:wne="http://schemas.microsoft.com/office/word/2006/wordml" xmlns:wps="http://schemas.microsoft.com/office/word/2010/wordprocessingShape" mc:Ignorable="w14 wp14">
   <w:abstractNum w:abstractNumId="0">
     <w:nsid w:val="FFFFFF7C"/>
@@ -6742,7 +6870,62 @@
 </w:numbering>
 </file>
 
-<file path=word/styles.xml><?xml version="1.0" encoding="utf-8"?>
+<file path=word\settings.xml><?xml version="1.0" encoding="utf-8"?>
+<w:settings xmlns:mc="http://schemas.openxmlformats.org/markup-compatibility/2006" xmlns:o="urn:schemas-microsoft-com:office:office" xmlns:r="http://schemas.openxmlformats.org/officeDocument/2006/relationships" xmlns:m="http://schemas.openxmlformats.org/officeDocument/2006/math" xmlns:v="urn:schemas-microsoft-com:vml" xmlns:w10="urn:schemas-microsoft-com:office:word" xmlns:w="http://schemas.openxmlformats.org/wordprocessingml/2006/main" xmlns:w14="http://schemas.microsoft.com/office/word/2010/wordml" xmlns:sl="http://schemas.openxmlformats.org/schemaLibrary/2006/main" mc:Ignorable="w14">
+  <w:zoom w:val="bestFit"/>
+  <w:proofState w:spelling="clean" w:grammar="clean"/>
+  <w:defaultTabStop w:val="720"/>
+  <w:characterSpacingControl w:val="doNotCompress"/>
+  <w:savePreviewPicture/>
+  <w:compat>
+    <w:useFELayout/>
+    <w:compatSetting w:name="compatibilityMode" w:uri="http://schemas.microsoft.com/office/word" w:val="14"/>
+    <w:compatSetting w:name="overrideTableStyleFontSizeAndJustification" w:uri="http://schemas.microsoft.com/office/word" w:val="1"/>
+    <w:compatSetting w:name="enableOpenTypeFeatures" w:uri="http://schemas.microsoft.com/office/word" w:val="1"/>
+    <w:compatSetting w:name="doNotFlipMirrorIndents" w:uri="http://schemas.microsoft.com/office/word" w:val="1"/>
+  </w:compat>
+  <w:rsids>
+    <w:rsidRoot w:val="00B47730"/>
+    <w:rsid w:val="00034616"/>
+    <w:rsid w:val="0006063C"/>
+    <w:rsid w:val="0015074B"/>
+    <w:rsid w:val="0029639D"/>
+    <w:rsid w:val="00326F90"/>
+    <w:rsid w:val="00AA1D8D"/>
+    <w:rsid w:val="00B47730"/>
+    <w:rsid w:val="00CB0664"/>
+    <w:rsid w:val="00FC693F"/>
+  </w:rsids>
+  <m:mathPr>
+    <m:mathFont m:val="Cambria Math"/>
+    <m:brkBin m:val="before"/>
+    <m:brkBinSub m:val="--"/>
+    <m:smallFrac m:val="0"/>
+    <m:dispDef/>
+    <m:lMargin m:val="0"/>
+    <m:rMargin m:val="0"/>
+    <m:defJc m:val="centerGroup"/>
+    <m:wrapIndent m:val="1440"/>
+    <m:intLim m:val="subSup"/>
+    <m:naryLim m:val="undOvr"/>
+  </m:mathPr>
+  <w:themeFontLang w:val="en-US" w:eastAsia="ja-JP"/>
+  <w:clrSchemeMapping w:bg1="light1" w:t1="dark1" w:bg2="light2" w:t2="dark2" w:accent1="accent1" w:accent2="accent2" w:accent3="accent3" w:accent4="accent4" w:accent5="accent5" w:accent6="accent6" w:hyperlink="hyperlink" w:followedHyperlink="followedHyperlink"/>
+  <w:doNotAutoCompressPictures/>
+  <w:shapeDefaults>
+    <o:shapedefaults v:ext="edit" spidmax="1027"/>
+    <o:shapelayout v:ext="edit">
+      <o:idmap v:ext="edit" data="1"/>
+    </o:shapelayout>
+  </w:shapeDefaults>
+  <w:decimalSymbol w:val="."/>
+  <w:listSeparator w:val=","/>
+  <w14:docId w14:val="24062061"/>
+  <w14:defaultImageDpi w14:val="300"/>
+</w:settings>
+</file>
+
+<file path=word\styles.xml><?xml version="1.0" encoding="utf-8"?>
 <w:styles xmlns:mc="http://schemas.openxmlformats.org/markup-compatibility/2006" xmlns:r="http://schemas.openxmlformats.org/officeDocument/2006/relationships" xmlns:w="http://schemas.openxmlformats.org/wordprocessingml/2006/main" xmlns:w14="http://schemas.microsoft.com/office/word/2010/wordml" mc:Ignorable="w14">
   <w:docDefaults>
     <w:rPrDefault>
@@ -18597,7 +18780,7 @@
 </w:styles>
 </file>
 
-<file path=word/stylesWithEffects.xml><?xml version="1.0" encoding="utf-8"?>
+<file path=word\stylesWithEffects.xml><?xml version="1.0" encoding="utf-8"?>
 <w:styles xmlns:wpc="http://schemas.microsoft.com/office/word/2010/wordprocessingCanvas" xmlns:mo="http://schemas.microsoft.com/office/mac/office/2008/main" xmlns:mc="http://schemas.openxmlformats.org/markup-compatibility/2006" xmlns:mv="urn:schemas-microsoft-com:mac:vml" xmlns:o="urn:schemas-microsoft-com:office:office" xmlns:r="http://schemas.openxmlformats.org/officeDocument/2006/relationships" xmlns:m="http://schemas.openxmlformats.org/officeDocument/2006/math" xmlns:v="urn:schemas-microsoft-com:vml" xmlns:wp14="http://schemas.microsoft.com/office/word/2010/wordprocessingDrawing" xmlns:wp="http://schemas.openxmlformats.org/drawingml/2006/wordprocessingDrawing" xmlns:w10="urn:schemas-microsoft-com:office:word" xmlns:w="http://schemas.openxmlformats.org/wordprocessingml/2006/main" xmlns:w14="http://schemas.microsoft.com/office/word/2010/wordml" xmlns:wpg="http://schemas.microsoft.com/office/word/2010/wordprocessingGroup" xmlns:wpi="http://schemas.microsoft.com/office/word/2010/wordprocessingInk" xmlns:wne="http://schemas.microsoft.com/office/word/2006/wordml" xmlns:wps="http://schemas.microsoft.com/office/word/2010/wordprocessingShape" mc:Ignorable="w14 wp14">
   <w:docDefaults>
     <w:rPrDefault>
@@ -30399,7 +30582,7 @@
 </w:styles>
 </file>
 
-<file path=word/theme/theme1.xml><?xml version="1.0" encoding="utf-8"?>
+<file path=word\theme\theme1.xml><?xml version="1.0" encoding="utf-8"?>
 <a:theme xmlns:a="http://schemas.openxmlformats.org/drawingml/2006/main" name="Office Theme">
   <a:themeElements>
     <a:clrScheme name="Office">
@@ -30719,14 +30902,9 @@
 </a:theme>
 </file>
 
-<file path=customXml/item1.xml><?xml version="1.0" encoding="utf-8"?>
-<b:Sources xmlns:b="http://schemas.openxmlformats.org/officeDocument/2006/bibliography" xmlns="http://schemas.openxmlformats.org/officeDocument/2006/bibliography" SelectedStyle="/APA.XSL" StyleName="APA"/>
-</file>
-
-<file path=customXml/itemProps1.xml><?xml version="1.0" encoding="utf-8"?>
-<ds:datastoreItem xmlns:ds="http://schemas.openxmlformats.org/officeDocument/2006/customXml" ds:itemID="{EF278816-EC6F-A645-907D-7F25AECB1D4A}">
-  <ds:schemaRefs>
-    <ds:schemaRef ds:uri="http://schemas.openxmlformats.org/officeDocument/2006/bibliography"/>
-  </ds:schemaRefs>
-</ds:datastoreItem>
+<file path=word\webSettings.xml><?xml version="1.0" encoding="utf-8"?>
+<w:webSettings xmlns:mc="http://schemas.openxmlformats.org/markup-compatibility/2006" xmlns:r="http://schemas.openxmlformats.org/officeDocument/2006/relationships" xmlns:w="http://schemas.openxmlformats.org/wordprocessingml/2006/main" xmlns:w14="http://schemas.microsoft.com/office/word/2010/wordml" mc:Ignorable="w14">
+  <w:allowPNG/>
+  <w:doNotSaveAsSingleFile/>
+</w:webSettings>
 </file>
--- a/DOCUMENTACION SSD PROYECTO DE CARRERA/TP12_GRUPO_12.docx
+++ b/DOCUMENTACION SSD PROYECTO DE CARRERA/TP12_GRUPO_12.docx
@@ -70,7 +70,7 @@
       <w:r>
         <w:fldChar w:fldCharType="separate"/>
       </w:r>
-      <w:hyperlink w:anchor="_Toc242478707" w:history="1">
+      <w:hyperlink w:anchor="_Toc242479291" w:history="1">
         <w:r>
           <w:rPr>
             <w:rStyle w:val="Hipervnculo"/>
@@ -97,7 +97,7 @@
             <w:noProof/>
             <w:webHidden/>
           </w:rPr>
-          <w:instrText xml:space="preserve"> PAGEREF _Toc242478707 \h </w:instrText>
+          <w:instrText xml:space="preserve"> PAGEREF _Toc242479291 \h </w:instrText>
         </w:r>
         <w:r>
           <w:rPr>
@@ -144,7 +144,7 @@
           <w14:ligatures w14:val="standardContextual"/>
         </w:rPr>
       </w:pPr>
-      <w:hyperlink w:anchor="_Toc242478708" w:history="1">
+      <w:hyperlink w:anchor="_Toc242479292" w:history="1">
         <w:r>
           <w:rPr>
             <w:rStyle w:val="Hipervnculo"/>
@@ -171,7 +171,7 @@
             <w:noProof/>
             <w:webHidden/>
           </w:rPr>
-          <w:instrText xml:space="preserve"> PAGEREF _Toc242478708 \h </w:instrText>
+          <w:instrText xml:space="preserve"> PAGEREF _Toc242479292 \h </w:instrText>
         </w:r>
         <w:r>
           <w:rPr>
@@ -218,7 +218,7 @@
           <w14:ligatures w14:val="standardContextual"/>
         </w:rPr>
       </w:pPr>
-      <w:hyperlink w:anchor="_Toc242478709" w:history="1">
+      <w:hyperlink w:anchor="_Toc242479293" w:history="1">
         <w:r>
           <w:rPr>
             <w:rStyle w:val="Hipervnculo"/>
@@ -245,7 +245,7 @@
             <w:noProof/>
             <w:webHidden/>
           </w:rPr>
-          <w:instrText xml:space="preserve"> PAGEREF _Toc242478709 \h </w:instrText>
+          <w:instrText xml:space="preserve"> PAGEREF _Toc242479293 \h </w:instrText>
         </w:r>
         <w:r>
           <w:rPr>
@@ -292,7 +292,7 @@
           <w14:ligatures w14:val="standardContextual"/>
         </w:rPr>
       </w:pPr>
-      <w:hyperlink w:anchor="_Toc242478710" w:history="1">
+      <w:hyperlink w:anchor="_Toc242479294" w:history="1">
         <w:r>
           <w:rPr>
             <w:rStyle w:val="Hipervnculo"/>
@@ -319,7 +319,7 @@
             <w:noProof/>
             <w:webHidden/>
           </w:rPr>
-          <w:instrText xml:space="preserve"> PAGEREF _Toc242478710 \h </w:instrText>
+          <w:instrText xml:space="preserve"> PAGEREF _Toc242479294 \h </w:instrText>
         </w:r>
         <w:r>
           <w:rPr>
@@ -366,7 +366,7 @@
           <w14:ligatures w14:val="standardContextual"/>
         </w:rPr>
       </w:pPr>
-      <w:hyperlink w:anchor="_Toc242478711" w:history="1">
+      <w:hyperlink w:anchor="_Toc242479295" w:history="1">
         <w:r>
           <w:rPr>
             <w:rStyle w:val="Hipervnculo"/>
@@ -393,7 +393,7 @@
             <w:noProof/>
             <w:webHidden/>
           </w:rPr>
-          <w:instrText xml:space="preserve"> PAGEREF _Toc242478711 \h </w:instrText>
+          <w:instrText xml:space="preserve"> PAGEREF _Toc242479295 \h </w:instrText>
         </w:r>
         <w:r>
           <w:rPr>
@@ -440,7 +440,7 @@
           <w14:ligatures w14:val="standardContextual"/>
         </w:rPr>
       </w:pPr>
-      <w:hyperlink w:anchor="_Toc242478712" w:history="1">
+      <w:hyperlink w:anchor="_Toc242479296" w:history="1">
         <w:r>
           <w:rPr>
             <w:rStyle w:val="Hipervnculo"/>
@@ -467,7 +467,7 @@
             <w:noProof/>
             <w:webHidden/>
           </w:rPr>
-          <w:instrText xml:space="preserve"> PAGEREF _Toc242478712 \h </w:instrText>
+          <w:instrText xml:space="preserve"> PAGEREF _Toc242479296 \h </w:instrText>
         </w:r>
         <w:r>
           <w:rPr>
@@ -514,7 +514,7 @@
           <w14:ligatures w14:val="standardContextual"/>
         </w:rPr>
       </w:pPr>
-      <w:hyperlink w:anchor="_Toc242478713" w:history="1">
+      <w:hyperlink w:anchor="_Toc242479297" w:history="1">
         <w:r>
           <w:rPr>
             <w:rStyle w:val="Hipervnculo"/>
@@ -541,7 +541,7 @@
             <w:noProof/>
             <w:webHidden/>
           </w:rPr>
-          <w:instrText xml:space="preserve"> PAGEREF _Toc242478713 \h </w:instrText>
+          <w:instrText xml:space="preserve"> PAGEREF _Toc242479297 \h </w:instrText>
         </w:r>
         <w:r>
           <w:rPr>
@@ -588,7 +588,7 @@
           <w14:ligatures w14:val="standardContextual"/>
         </w:rPr>
       </w:pPr>
-      <w:hyperlink w:anchor="_Toc242478714" w:history="1">
+      <w:hyperlink w:anchor="_Toc242479298" w:history="1">
         <w:r>
           <w:rPr>
             <w:rStyle w:val="Hipervnculo"/>
@@ -615,7 +615,7 @@
             <w:noProof/>
             <w:webHidden/>
           </w:rPr>
-          <w:instrText xml:space="preserve"> PAGEREF _Toc242478714 \h </w:instrText>
+          <w:instrText xml:space="preserve"> PAGEREF _Toc242479298 \h </w:instrText>
         </w:r>
         <w:r>
           <w:rPr>
@@ -662,7 +662,7 @@
           <w14:ligatures w14:val="standardContextual"/>
         </w:rPr>
       </w:pPr>
-      <w:hyperlink w:anchor="_Toc242478715" w:history="1">
+      <w:hyperlink w:anchor="_Toc242479299" w:history="1">
         <w:r>
           <w:rPr>
             <w:rStyle w:val="Hipervnculo"/>
@@ -689,7 +689,7 @@
             <w:noProof/>
             <w:webHidden/>
           </w:rPr>
-          <w:instrText xml:space="preserve"> PAGEREF _Toc242478715 \h </w:instrText>
+          <w:instrText xml:space="preserve"> PAGEREF _Toc242479299 \h </w:instrText>
         </w:r>
         <w:r>
           <w:rPr>
@@ -736,7 +736,7 @@
           <w14:ligatures w14:val="standardContextual"/>
         </w:rPr>
       </w:pPr>
-      <w:hyperlink w:anchor="_Toc242478716" w:history="1">
+      <w:hyperlink w:anchor="_Toc242479300" w:history="1">
         <w:r>
           <w:rPr>
             <w:rStyle w:val="Hipervnculo"/>
@@ -763,7 +763,7 @@
             <w:noProof/>
             <w:webHidden/>
           </w:rPr>
-          <w:instrText xml:space="preserve"> PAGEREF _Toc242478716 \h </w:instrText>
+          <w:instrText xml:space="preserve"> PAGEREF _Toc242479300 \h </w:instrText>
         </w:r>
         <w:r>
           <w:rPr>
@@ -810,7 +810,7 @@
           <w14:ligatures w14:val="standardContextual"/>
         </w:rPr>
       </w:pPr>
-      <w:hyperlink w:anchor="_Toc242478717" w:history="1">
+      <w:hyperlink w:anchor="_Toc242479301" w:history="1">
         <w:r>
           <w:rPr>
             <w:rStyle w:val="Hipervnculo"/>
@@ -837,7 +837,7 @@
             <w:noProof/>
             <w:webHidden/>
           </w:rPr>
-          <w:instrText xml:space="preserve"> PAGEREF _Toc242478717 \h </w:instrText>
+          <w:instrText xml:space="preserve"> PAGEREF _Toc242479301 \h </w:instrText>
         </w:r>
         <w:r>
           <w:rPr>
@@ -884,7 +884,7 @@
           <w14:ligatures w14:val="standardContextual"/>
         </w:rPr>
       </w:pPr>
-      <w:hyperlink w:anchor="_Toc242478718" w:history="1">
+      <w:hyperlink w:anchor="_Toc242479302" w:history="1">
         <w:r>
           <w:rPr>
             <w:rStyle w:val="Hipervnculo"/>
@@ -911,7 +911,7 @@
             <w:noProof/>
             <w:webHidden/>
           </w:rPr>
-          <w:instrText xml:space="preserve"> PAGEREF _Toc242478718 \h </w:instrText>
+          <w:instrText xml:space="preserve"> PAGEREF _Toc242479302 \h </w:instrText>
         </w:r>
         <w:r>
           <w:rPr>
@@ -958,7 +958,7 @@
           <w14:ligatures w14:val="standardContextual"/>
         </w:rPr>
       </w:pPr>
-      <w:hyperlink w:anchor="_Toc242478719" w:history="1">
+      <w:hyperlink w:anchor="_Toc242479303" w:history="1">
         <w:r>
           <w:rPr>
             <w:rStyle w:val="Hipervnculo"/>
@@ -985,7 +985,7 @@
             <w:noProof/>
             <w:webHidden/>
           </w:rPr>
-          <w:instrText xml:space="preserve"> PAGEREF _Toc242478719 \h </w:instrText>
+          <w:instrText xml:space="preserve"> PAGEREF _Toc242479303 \h </w:instrText>
         </w:r>
         <w:r>
           <w:rPr>
@@ -1032,7 +1032,7 @@
           <w14:ligatures w14:val="standardContextual"/>
         </w:rPr>
       </w:pPr>
-      <w:hyperlink w:anchor="_Toc242478720" w:history="1">
+      <w:hyperlink w:anchor="_Toc242479304" w:history="1">
         <w:r>
           <w:rPr>
             <w:rStyle w:val="Hipervnculo"/>
@@ -1059,7 +1059,7 @@
             <w:noProof/>
             <w:webHidden/>
           </w:rPr>
-          <w:instrText xml:space="preserve"> PAGEREF _Toc242478720 \h </w:instrText>
+          <w:instrText xml:space="preserve"> PAGEREF _Toc242479304 \h </w:instrText>
         </w:r>
         <w:r>
           <w:rPr>
@@ -1106,7 +1106,7 @@
           <w14:ligatures w14:val="standardContextual"/>
         </w:rPr>
       </w:pPr>
-      <w:hyperlink w:anchor="_Toc242478721" w:history="1">
+      <w:hyperlink w:anchor="_Toc242479305" w:history="1">
         <w:r>
           <w:rPr>
             <w:rStyle w:val="Hipervnculo"/>
@@ -1133,7 +1133,7 @@
             <w:noProof/>
             <w:webHidden/>
           </w:rPr>
-          <w:instrText xml:space="preserve"> PAGEREF _Toc242478721 \h </w:instrText>
+          <w:instrText xml:space="preserve"> PAGEREF _Toc242479305 \h </w:instrText>
         </w:r>
         <w:r>
           <w:rPr>
@@ -1180,7 +1180,7 @@
           <w14:ligatures w14:val="standardContextual"/>
         </w:rPr>
       </w:pPr>
-      <w:hyperlink w:anchor="_Toc242478722" w:history="1">
+      <w:hyperlink w:anchor="_Toc242479306" w:history="1">
         <w:r>
           <w:rPr>
             <w:rStyle w:val="Hipervnculo"/>
@@ -1207,7 +1207,7 @@
             <w:noProof/>
             <w:webHidden/>
           </w:rPr>
-          <w:instrText xml:space="preserve"> PAGEREF _Toc242478722 \h </w:instrText>
+          <w:instrText xml:space="preserve"> PAGEREF _Toc242479306 \h </w:instrText>
         </w:r>
         <w:r>
           <w:rPr>
@@ -1254,7 +1254,7 @@
           <w14:ligatures w14:val="standardContextual"/>
         </w:rPr>
       </w:pPr>
-      <w:hyperlink w:anchor="_Toc242478723" w:history="1">
+      <w:hyperlink w:anchor="_Toc242479307" w:history="1">
         <w:r>
           <w:rPr>
             <w:rStyle w:val="Hipervnculo"/>
@@ -1281,7 +1281,7 @@
             <w:noProof/>
             <w:webHidden/>
           </w:rPr>
-          <w:instrText xml:space="preserve"> PAGEREF _Toc242478723 \h </w:instrText>
+          <w:instrText xml:space="preserve"> PAGEREF _Toc242479307 \h </w:instrText>
         </w:r>
         <w:r>
           <w:rPr>
@@ -1328,7 +1328,7 @@
           <w14:ligatures w14:val="standardContextual"/>
         </w:rPr>
       </w:pPr>
-      <w:hyperlink w:anchor="_Toc242478724" w:history="1">
+      <w:hyperlink w:anchor="_Toc242479308" w:history="1">
         <w:r>
           <w:rPr>
             <w:rStyle w:val="Hipervnculo"/>
@@ -1355,7 +1355,7 @@
             <w:noProof/>
             <w:webHidden/>
           </w:rPr>
-          <w:instrText xml:space="preserve"> PAGEREF _Toc242478724 \h </w:instrText>
+          <w:instrText xml:space="preserve"> PAGEREF _Toc242479308 \h </w:instrText>
         </w:r>
         <w:r>
           <w:rPr>
@@ -1402,7 +1402,7 @@
           <w14:ligatures w14:val="standardContextual"/>
         </w:rPr>
       </w:pPr>
-      <w:hyperlink w:anchor="_Toc242478725" w:history="1">
+      <w:hyperlink w:anchor="_Toc242479309" w:history="1">
         <w:r>
           <w:rPr>
             <w:rStyle w:val="Hipervnculo"/>
@@ -1429,7 +1429,7 @@
             <w:noProof/>
             <w:webHidden/>
           </w:rPr>
-          <w:instrText xml:space="preserve"> PAGEREF _Toc242478725 \h </w:instrText>
+          <w:instrText xml:space="preserve"> PAGEREF _Toc242479309 \h </w:instrText>
         </w:r>
         <w:r>
           <w:rPr>
@@ -1476,7 +1476,7 @@
           <w14:ligatures w14:val="standardContextual"/>
         </w:rPr>
       </w:pPr>
-      <w:hyperlink w:anchor="_Toc242478726" w:history="1">
+      <w:hyperlink w:anchor="_Toc242479310" w:history="1">
         <w:r>
           <w:rPr>
             <w:rStyle w:val="Hipervnculo"/>
@@ -1503,7 +1503,7 @@
             <w:noProof/>
             <w:webHidden/>
           </w:rPr>
-          <w:instrText xml:space="preserve"> PAGEREF _Toc242478726 \h </w:instrText>
+          <w:instrText xml:space="preserve"> PAGEREF _Toc242479310 \h </w:instrText>
         </w:r>
         <w:r>
           <w:rPr>
@@ -1550,7 +1550,7 @@
           <w14:ligatures w14:val="standardContextual"/>
         </w:rPr>
       </w:pPr>
-      <w:hyperlink w:anchor="_Toc242478727" w:history="1">
+      <w:hyperlink w:anchor="_Toc242479311" w:history="1">
         <w:r>
           <w:rPr>
             <w:rStyle w:val="Hipervnculo"/>
@@ -1577,7 +1577,7 @@
             <w:noProof/>
             <w:webHidden/>
           </w:rPr>
-          <w:instrText xml:space="preserve"> PAGEREF _Toc242478727 \h </w:instrText>
+          <w:instrText xml:space="preserve"> PAGEREF _Toc242479311 \h </w:instrText>
         </w:r>
         <w:r>
           <w:rPr>
@@ -1624,7 +1624,7 @@
           <w14:ligatures w14:val="standardContextual"/>
         </w:rPr>
       </w:pPr>
-      <w:hyperlink w:anchor="_Toc242478728" w:history="1">
+      <w:hyperlink w:anchor="_Toc242479312" w:history="1">
         <w:r>
           <w:rPr>
             <w:rStyle w:val="Hipervnculo"/>
@@ -1651,7 +1651,7 @@
             <w:noProof/>
             <w:webHidden/>
           </w:rPr>
-          <w:instrText xml:space="preserve"> PAGEREF _Toc242478728 \h </w:instrText>
+          <w:instrText xml:space="preserve"> PAGEREF _Toc242479312 \h </w:instrText>
         </w:r>
         <w:r>
           <w:rPr>
@@ -1696,7 +1696,7 @@
       <w:pPr>
         <w:pStyle w:val="Ttulo1"/>
       </w:pPr>
-      <w:bookmarkStart w:id="0" w:name="_Toc242478707"/>
+      <w:bookmarkStart w:id="0" w:name="_Toc242479291"/>
       <w:r>
         <w:lastRenderedPageBreak/>
         <w:t>A. Datos generales</w:t>
@@ -1795,7 +1795,7 @@
       <w:pPr>
         <w:pStyle w:val="Ttulo1"/>
       </w:pPr>
-      <w:bookmarkStart w:id="1" w:name="_Toc242478708"/>
+      <w:bookmarkStart w:id="1" w:name="_Toc242479292"/>
       <w:r>
         <w:t>B. Resumen ejecutivo del proyecto</w:t>
       </w:r>
@@ -1844,7 +1844,7 @@
       <w:pPr>
         <w:pStyle w:val="Ttulo2"/>
       </w:pPr>
-      <w:bookmarkStart w:id="2" w:name="_Toc242478709"/>
+      <w:bookmarkStart w:id="2" w:name="_Toc242479293"/>
       <w:r>
         <w:t>B.1. MVP/PMF original, prototipo actual y brecha</w:t>
       </w:r>
@@ -1978,14 +1978,14 @@
     </w:p>
     <w:p>
       <w:r>
-        <w:t>Formulario de solicitud de presupuesto: funcionalidad imprescindible del MVP original que todavía NO está implementada. Es la brecha funcional principal a cerrar antes del coloquio.</w:t>
+        <w:t>Formulario de solicitud de presupuesto: funcionalidad imprescindible del MVP original que implementado y validado (INC-01 resuelto oct 2026). El MVP original está completo. No existe brecha funcional pendiente.</w:t>
       </w:r>
     </w:p>
     <w:p>
       <w:pPr>
         <w:pStyle w:val="Ttulo1"/>
       </w:pPr>
-      <w:bookmarkStart w:id="3" w:name="_Toc242478710"/>
+      <w:bookmarkStart w:id="3" w:name="_Toc242479294"/>
       <w:r>
         <w:t>C. Versión estable seleccionada</w:t>
       </w:r>
@@ -2050,7 +2050,7 @@
       <w:pPr>
         <w:pStyle w:val="Ttulo1"/>
       </w:pPr>
-      <w:bookmarkStart w:id="4" w:name="_Toc242478711"/>
+      <w:bookmarkStart w:id="4" w:name="_Toc242479295"/>
       <w:r>
         <w:t>D. Funcionalidades y estado actual</w:t>
       </w:r>
@@ -3025,7 +3025,7 @@
         <w:t xml:space="preserve">Estado: </w:t>
       </w:r>
       <w:r>
-        <w:t>Pendiente</w:t>
+        <w:t>Implementado y validado</w:t>
       </w:r>
     </w:p>
     <w:p>
@@ -3039,7 +3039,7 @@
         <w:t xml:space="preserve">Evidencia: </w:t>
       </w:r>
       <w:r>
-        <w:t>—</w:t>
+        <w:t>E7</w:t>
       </w:r>
     </w:p>
     <w:p>
@@ -3053,7 +3053,7 @@
         <w:t xml:space="preserve">Observaciones: </w:t>
       </w:r>
       <w:r>
-        <w:t>Brecha del MVP original</w:t>
+        <w:t>INC-01 resuelto oct 2026</w:t>
       </w:r>
     </w:p>
     <w:p/>
@@ -3061,7 +3061,7 @@
       <w:pPr>
         <w:pStyle w:val="Ttulo1"/>
       </w:pPr>
-      <w:bookmarkStart w:id="5" w:name="_Toc242478712"/>
+      <w:bookmarkStart w:id="5" w:name="_Toc242479296"/>
       <w:r>
         <w:t>E. Arquitectura y flujo principal</w:t>
       </w:r>
@@ -3216,7 +3216,7 @@
       <w:pPr>
         <w:pStyle w:val="Ttulo1"/>
       </w:pPr>
-      <w:bookmarkStart w:id="6" w:name="_Toc242478713"/>
+      <w:bookmarkStart w:id="6" w:name="_Toc242479297"/>
       <w:r>
         <w:t>F. Componentes técnicos principales</w:t>
       </w:r>
@@ -3747,7 +3747,7 @@
       <w:pPr>
         <w:pStyle w:val="Ttulo1"/>
       </w:pPr>
-      <w:bookmarkStart w:id="7" w:name="_Toc242478714"/>
+      <w:bookmarkStart w:id="7" w:name="_Toc242479298"/>
       <w:r>
         <w:t>G. Modelo de datos / persistencia</w:t>
       </w:r>
@@ -4181,19 +4181,13 @@
           <w:sz w:val="17"/>
         </w:rPr>
         <w:br/>
+        <w:t xml:space="preserve">  AND (p.oficio LIKE ? OR c.nombre LIKE ? OR p.nombre LIKE ? OR p.apellido LIKE ?)</w:t>
       </w:r>
       <w:r>
         <w:rPr>
           <w:rFonts w:ascii="Consolas" w:hAnsi="Consolas"/>
           <w:sz w:val="17"/>
         </w:rPr>
-        <w:t xml:space="preserve">  AND (p.oficio LIKE ? OR c.nombre LIKE ? OR p.nombre LIKE ? OR p.apellido LIKE ?)</w:t>
-      </w:r>
-      <w:r>
-        <w:rPr>
-          <w:rFonts w:ascii="Consolas" w:hAnsi="Consolas"/>
-          <w:sz w:val="17"/>
-        </w:rPr>
         <w:br/>
         <w:t>ORDER BY p.nombre ASC LIMIT 12 OFFSET ?</w:t>
       </w:r>
@@ -4210,7 +4204,7 @@
       <w:pPr>
         <w:pStyle w:val="Ttulo1"/>
       </w:pPr>
-      <w:bookmarkStart w:id="8" w:name="_Toc242478715"/>
+      <w:bookmarkStart w:id="8" w:name="_Toc242479299"/>
       <w:r>
         <w:t>H. Repositorio y README</w:t>
       </w:r>
@@ -4286,7 +4280,7 @@
       <w:pPr>
         <w:pStyle w:val="Ttulo1"/>
       </w:pPr>
-      <w:bookmarkStart w:id="9" w:name="_Toc242478716"/>
+      <w:bookmarkStart w:id="9" w:name="_Toc242479300"/>
       <w:r>
         <w:t>I. Guía de instalación y ejecución</w:t>
       </w:r>
@@ -4394,7 +4388,7 @@
       <w:pPr>
         <w:pStyle w:val="Ttulo1"/>
       </w:pPr>
-      <w:bookmarkStart w:id="10" w:name="_Toc242478717"/>
+      <w:bookmarkStart w:id="10" w:name="_Toc242479301"/>
       <w:r>
         <w:t>J. Trazabilidad del recorrido TP3–TP11</w:t>
       </w:r>
@@ -4747,7 +4741,7 @@
       <w:pPr>
         <w:pStyle w:val="Ttulo1"/>
       </w:pPr>
-      <w:bookmarkStart w:id="11" w:name="_Toc242478718"/>
+      <w:bookmarkStart w:id="11" w:name="_Toc242479302"/>
       <w:r>
         <w:t>K. Pruebas funcionales y evidencias</w:t>
       </w:r>
@@ -5550,7 +5544,7 @@
       <w:pPr>
         <w:pStyle w:val="Ttulo1"/>
       </w:pPr>
-      <w:bookmarkStart w:id="12" w:name="_Toc242478719"/>
+      <w:bookmarkStart w:id="12" w:name="_Toc242479303"/>
       <w:r>
         <w:t>L. Incidencias y pendientes técnicos</w:t>
       </w:r>
@@ -5778,7 +5772,7 @@
         <w:t xml:space="preserve">Estado: </w:t>
       </w:r>
       <w:r>
-        <w:t>Pendiente (observación docente)</w:t>
+        <w:t>Resuelto</w:t>
       </w:r>
     </w:p>
     <w:p>
@@ -5792,7 +5786,7 @@
         <w:t xml:space="preserve">Próxima acción: </w:t>
       </w:r>
       <w:r>
-        <w:t>Reemplazar E5 por una captura de un profesional en 'en_revision' con acción Aprobar/Rechazar</w:t>
+        <w:t>E5 reemplazada por captura del flujo de moderación (oct 2026)</w:t>
       </w:r>
     </w:p>
     <w:p/>
@@ -5893,21 +5887,21 @@
         <w:rPr>
           <w:b/>
         </w:rPr>
+        <w:t xml:space="preserve">Tipo: </w:t>
+      </w:r>
+      <w:r>
+        <w:t>Pendiente técnico</w:t>
+      </w:r>
+    </w:p>
+    <w:p>
+      <w:pPr>
+        <w:ind w:left="340"/>
+      </w:pPr>
+      <w:r>
+        <w:rPr>
+          <w:b/>
+        </w:rPr>
         <w:lastRenderedPageBreak/>
-        <w:t xml:space="preserve">Tipo: </w:t>
-      </w:r>
-      <w:r>
-        <w:t>Pendiente técnico</w:t>
-      </w:r>
-    </w:p>
-    <w:p>
-      <w:pPr>
-        <w:ind w:left="340"/>
-      </w:pPr>
-      <w:r>
-        <w:rPr>
-          <w:b/>
-        </w:rPr>
         <w:t xml:space="preserve">Severidad: </w:t>
       </w:r>
       <w:r>
@@ -5961,7 +5955,7 @@
       <w:pPr>
         <w:pStyle w:val="Ttulo1"/>
       </w:pPr>
-      <w:bookmarkStart w:id="13" w:name="_Toc242478720"/>
+      <w:bookmarkStart w:id="13" w:name="_Toc242479304"/>
       <w:r>
         <w:t>M. Uso de IA durante el proyecto</w:t>
       </w:r>
@@ -6332,11 +6326,91 @@
         <w:rPr>
           <w:b/>
         </w:rPr>
+        <w:t xml:space="preserve">Aporte recibido: </w:t>
+      </w:r>
+      <w:r>
+        <w:t>sanitizar() y patrón PRG consistente</w:t>
+      </w:r>
+    </w:p>
+    <w:p>
+      <w:pPr>
+        <w:ind w:left="340"/>
+      </w:pPr>
+      <w:r>
+        <w:rPr>
+          <w:b/>
+        </w:rPr>
         <w:lastRenderedPageBreak/>
+        <w:t xml:space="preserve">Decisión del equipo: </w:t>
+      </w:r>
+      <w:r>
+        <w:t>Se aplicó en todos los formularios</w:t>
+      </w:r>
+    </w:p>
+    <w:p>
+      <w:pPr>
+        <w:ind w:left="340"/>
+      </w:pPr>
+      <w:r>
+        <w:rPr>
+          <w:b/>
+        </w:rPr>
+        <w:t xml:space="preserve">Verificación realizada: </w:t>
+      </w:r>
+      <w:r>
+        <w:t>PF-10 y revisión de código</w:t>
+      </w:r>
+    </w:p>
+    <w:p/>
+    <w:p>
+      <w:r>
+        <w:rPr>
+          <w:b/>
+          <w:color w:val="2D1218"/>
+        </w:rPr>
+        <w:t>Uso 6: TP10 – Panel admin</w:t>
+      </w:r>
+    </w:p>
+    <w:p>
+      <w:pPr>
+        <w:ind w:left="340"/>
+      </w:pPr>
+      <w:r>
+        <w:rPr>
+          <w:b/>
+        </w:rPr>
+        <w:t xml:space="preserve">Problema planteado: </w:t>
+      </w:r>
+      <w:r>
+        <w:t>CRUD con acciones de estado</w:t>
+      </w:r>
+    </w:p>
+    <w:p>
+      <w:pPr>
+        <w:ind w:left="340"/>
+      </w:pPr>
+      <w:r>
+        <w:rPr>
+          <w:b/>
+        </w:rPr>
+        <w:t xml:space="preserve">Contexto proporcionado a la IA: </w:t>
+      </w:r>
+      <w:r>
+        <w:t>Requerimientos de moderación</w:t>
+      </w:r>
+    </w:p>
+    <w:p>
+      <w:pPr>
+        <w:ind w:left="340"/>
+      </w:pPr>
+      <w:r>
+        <w:rPr>
+          <w:b/>
+        </w:rPr>
         <w:t xml:space="preserve">Aporte recibido: </w:t>
       </w:r>
       <w:r>
-        <w:t>sanitizar() y patrón PRG consistente</w:t>
+        <w:t>Estructura de tabla + formularios de acción</w:t>
       </w:r>
     </w:p>
     <w:p>
@@ -6350,7 +6424,7 @@
         <w:t xml:space="preserve">Decisión del equipo: </w:t>
       </w:r>
       <w:r>
-        <w:t>Se aplicó en todos los formularios</w:t>
+        <w:t>Se ajustó el diseño y se agregaron confirmaciones JS</w:t>
       </w:r>
     </w:p>
     <w:p>
@@ -6364,7 +6438,7 @@
         <w:t xml:space="preserve">Verificación realizada: </w:t>
       </w:r>
       <w:r>
-        <w:t>PF-10 y revisión de código</w:t>
+        <w:t>PF-6</w:t>
       </w:r>
     </w:p>
     <w:p/>
@@ -6374,7 +6448,7 @@
           <w:b/>
           <w:color w:val="2D1218"/>
         </w:rPr>
-        <w:t>Uso 6: TP10 – Panel admin</w:t>
+        <w:t>Uso 7: Fase 2 – Recuperación de contraseña</w:t>
       </w:r>
     </w:p>
     <w:p>
@@ -6388,7 +6462,7 @@
         <w:t xml:space="preserve">Problema planteado: </w:t>
       </w:r>
       <w:r>
-        <w:t>CRUD con acciones de estado</w:t>
+        <w:t>Tokens con expiración y envío de email</w:t>
       </w:r>
     </w:p>
     <w:p>
@@ -6402,7 +6476,7 @@
         <w:t xml:space="preserve">Contexto proporcionado a la IA: </w:t>
       </w:r>
       <w:r>
-        <w:t>Requerimientos de moderación</w:t>
+        <w:t>Modelo de usuarios</w:t>
       </w:r>
     </w:p>
     <w:p>
@@ -6416,7 +6490,7 @@
         <w:t xml:space="preserve">Aporte recibido: </w:t>
       </w:r>
       <w:r>
-        <w:t>Estructura de tabla + formularios de acción</w:t>
+        <w:t>Tabla de tokens y lógica de reset</w:t>
       </w:r>
     </w:p>
     <w:p>
@@ -6430,7 +6504,7 @@
         <w:t xml:space="preserve">Decisión del equipo: </w:t>
       </w:r>
       <w:r>
-        <w:t>Se ajustó el diseño y se agregaron confirmaciones JS</w:t>
+        <w:t>Se adoptó con expiración a 1 hora</w:t>
       </w:r>
     </w:p>
     <w:p>
@@ -6444,7 +6518,7 @@
         <w:t xml:space="preserve">Verificación realizada: </w:t>
       </w:r>
       <w:r>
-        <w:t>PF-6</w:t>
+        <w:t>PF-7</w:t>
       </w:r>
     </w:p>
     <w:p/>
@@ -6454,7 +6528,7 @@
           <w:b/>
           <w:color w:val="2D1218"/>
         </w:rPr>
-        <w:t>Uso 7: Fase 2 – Recuperación de contraseña</w:t>
+        <w:t>Uso 8: Fase 2 – Panel de apariencia</w:t>
       </w:r>
     </w:p>
     <w:p>
@@ -6468,7 +6542,7 @@
         <w:t xml:space="preserve">Problema planteado: </w:t>
       </w:r>
       <w:r>
-        <w:t>Tokens con expiración y envío de email</w:t>
+        <w:t>Configuración dinámica de hero/CTA</w:t>
       </w:r>
     </w:p>
     <w:p>
@@ -6482,7 +6556,7 @@
         <w:t xml:space="preserve">Contexto proporcionado a la IA: </w:t>
       </w:r>
       <w:r>
-        <w:t>Modelo de usuarios</w:t>
+        <w:t>Necesidad de editar textos sin redeploy</w:t>
       </w:r>
     </w:p>
     <w:p>
@@ -6496,7 +6570,7 @@
         <w:t xml:space="preserve">Aporte recibido: </w:t>
       </w:r>
       <w:r>
-        <w:t>Tabla de tokens y lógica de reset</w:t>
+        <w:t>Tabla clave-valor configuracion_sitio</w:t>
       </w:r>
     </w:p>
     <w:p>
@@ -6510,7 +6584,7 @@
         <w:t xml:space="preserve">Decisión del equipo: </w:t>
       </w:r>
       <w:r>
-        <w:t>Se adoptó con expiración a 1 hora</w:t>
+        <w:t>Se adoptó; se agregaron sliders de posición</w:t>
       </w:r>
     </w:p>
     <w:p>
@@ -6524,99 +6598,492 @@
         <w:t xml:space="preserve">Verificación realizada: </w:t>
       </w:r>
       <w:r>
-        <w:t>PF-7</w:t>
+        <w:t>PF-11</w:t>
       </w:r>
     </w:p>
     <w:p/>
     <w:p>
+      <w:pPr>
+        <w:pStyle w:val="Ttulo1"/>
+      </w:pPr>
+      <w:bookmarkStart w:id="14" w:name="_Toc242479305"/>
+      <w:r>
+        <w:t>N. Decisiones técnicas relevantes</w:t>
+      </w:r>
+      <w:bookmarkEnd w:id="14"/>
+    </w:p>
+    <w:p>
       <w:r>
         <w:rPr>
           <w:b/>
           <w:color w:val="2D1218"/>
         </w:rPr>
-        <w:t>Uso 8: Fase 2 – Panel de apariencia</w:t>
-      </w:r>
-    </w:p>
-    <w:p>
-      <w:pPr>
-        <w:ind w:left="340"/>
-      </w:pPr>
-      <w:r>
-        <w:rPr>
-          <w:b/>
-        </w:rPr>
-        <w:t xml:space="preserve">Problema planteado: </w:t>
-      </w:r>
-      <w:r>
-        <w:t>Configuración dinámica de hero/CTA</w:t>
-      </w:r>
-    </w:p>
-    <w:p>
-      <w:pPr>
-        <w:ind w:left="340"/>
-      </w:pPr>
-      <w:r>
-        <w:rPr>
-          <w:b/>
-        </w:rPr>
-        <w:t xml:space="preserve">Contexto proporcionado a la IA: </w:t>
-      </w:r>
-      <w:r>
-        <w:t>Necesidad de editar textos sin redeploy</w:t>
-      </w:r>
-    </w:p>
-    <w:p>
-      <w:pPr>
-        <w:ind w:left="340"/>
-      </w:pPr>
-      <w:r>
-        <w:rPr>
-          <w:b/>
-        </w:rPr>
-        <w:t xml:space="preserve">Aporte recibido: </w:t>
-      </w:r>
-      <w:r>
-        <w:t>Tabla clave-valor configuracion_sitio</w:t>
-      </w:r>
-    </w:p>
-    <w:p>
-      <w:pPr>
-        <w:ind w:left="340"/>
-      </w:pPr>
-      <w:r>
-        <w:rPr>
-          <w:b/>
-        </w:rPr>
-        <w:t xml:space="preserve">Decisión del equipo: </w:t>
-      </w:r>
-      <w:r>
-        <w:t>Se adoptó; se agregaron sliders de posición</w:t>
-      </w:r>
-    </w:p>
-    <w:p>
-      <w:pPr>
-        <w:ind w:left="340"/>
-      </w:pPr>
-      <w:r>
-        <w:rPr>
-          <w:b/>
-        </w:rPr>
-        <w:t xml:space="preserve">Verificación realizada: </w:t>
-      </w:r>
-      <w:r>
-        <w:t>PF-11</w:t>
+        <w:t>Decisión 1: PHP monolítico por páginas (sin framework ni routing)</w:t>
+      </w:r>
+    </w:p>
+    <w:p>
+      <w:pPr>
+        <w:ind w:left="340"/>
+      </w:pPr>
+      <w:r>
+        <w:rPr>
+          <w:b/>
+        </w:rPr>
+        <w:t xml:space="preserve">Alternativa considerada: </w:t>
+      </w:r>
+      <w:r>
+        <w:t>Laravel / Symfony</w:t>
+      </w:r>
+    </w:p>
+    <w:p>
+      <w:pPr>
+        <w:ind w:left="340"/>
+      </w:pPr>
+      <w:r>
+        <w:rPr>
+          <w:b/>
+        </w:rPr>
+        <w:t xml:space="preserve">Justificación: </w:t>
+      </w:r>
+      <w:r>
+        <w:t>Reducir la curva de aprendizaje y mantener la pila al alcance del equipo</w:t>
+      </w:r>
+    </w:p>
+    <w:p>
+      <w:pPr>
+        <w:ind w:left="340"/>
+      </w:pPr>
+      <w:r>
+        <w:rPr>
+          <w:b/>
+        </w:rPr>
+        <w:t xml:space="preserve">Impacto actual: </w:t>
+      </w:r>
+      <w:r>
+        <w:t>Simplicidad de deploy; cada página es autónoma y fácil de depurar</w:t>
       </w:r>
     </w:p>
     <w:p/>
     <w:p>
+      <w:r>
+        <w:rPr>
+          <w:b/>
+          <w:color w:val="2D1218"/>
+        </w:rPr>
+        <w:t>Decisión 2: PDO con prepared statements (migrado desde MySQLi)</w:t>
+      </w:r>
+    </w:p>
+    <w:p>
+      <w:pPr>
+        <w:ind w:left="340"/>
+      </w:pPr>
+      <w:r>
+        <w:rPr>
+          <w:b/>
+        </w:rPr>
+        <w:t xml:space="preserve">Alternativa considerada: </w:t>
+      </w:r>
+      <w:r>
+        <w:t>MySQLi procedural</w:t>
+      </w:r>
+    </w:p>
+    <w:p>
+      <w:pPr>
+        <w:ind w:left="340"/>
+      </w:pPr>
+      <w:r>
+        <w:rPr>
+          <w:b/>
+        </w:rPr>
+        <w:t xml:space="preserve">Justificación: </w:t>
+      </w:r>
+      <w:r>
+        <w:t>Portabilidad y protección nativa contra inyección SQL</w:t>
+      </w:r>
+    </w:p>
+    <w:p>
+      <w:pPr>
+        <w:ind w:left="340"/>
+      </w:pPr>
+      <w:r>
+        <w:rPr>
+          <w:b/>
+        </w:rPr>
+        <w:t xml:space="preserve">Impacto actual: </w:t>
+      </w:r>
+      <w:r>
+        <w:t>Capa de datos uniforme y segura</w:t>
+      </w:r>
+    </w:p>
+    <w:p/>
+    <w:p>
+      <w:r>
+        <w:rPr>
+          <w:b/>
+          <w:color w:val="2D1218"/>
+        </w:rPr>
+        <w:t>Decisión 3: Parcial card-profesional.php reutilizable</w:t>
+      </w:r>
+    </w:p>
+    <w:p>
+      <w:pPr>
+        <w:ind w:left="340"/>
+      </w:pPr>
+      <w:r>
+        <w:rPr>
+          <w:b/>
+        </w:rPr>
+        <w:t xml:space="preserve">Alternativa considerada: </w:t>
+      </w:r>
+      <w:r>
+        <w:t>Duplicar HTML en cada página</w:t>
+      </w:r>
+    </w:p>
+    <w:p>
+      <w:pPr>
+        <w:ind w:left="340"/>
+      </w:pPr>
+      <w:r>
+        <w:rPr>
+          <w:b/>
+        </w:rPr>
+        <w:t xml:space="preserve">Justificación: </w:t>
+      </w:r>
+      <w:r>
+        <w:t>DRY: un solo archivo controla la tarjeta</w:t>
+      </w:r>
+    </w:p>
+    <w:p>
+      <w:pPr>
+        <w:ind w:left="340"/>
+      </w:pPr>
+      <w:r>
+        <w:rPr>
+          <w:b/>
+        </w:rPr>
+        <w:lastRenderedPageBreak/>
+        <w:t xml:space="preserve">Impacto actual: </w:t>
+      </w:r>
+      <w:r>
+        <w:t>Cambios visuales en un solo lugar</w:t>
+      </w:r>
+    </w:p>
+    <w:p/>
+    <w:p>
+      <w:r>
+        <w:rPr>
+          <w:b/>
+          <w:color w:val="2D1218"/>
+        </w:rPr>
+        <w:t>Decisión 4: categorias y zonas como tablas (no arrays hardcodeados)</w:t>
+      </w:r>
+    </w:p>
+    <w:p>
+      <w:pPr>
+        <w:ind w:left="340"/>
+      </w:pPr>
+      <w:r>
+        <w:rPr>
+          <w:b/>
+        </w:rPr>
+        <w:t xml:space="preserve">Alternativa considerada: </w:t>
+      </w:r>
+      <w:r>
+        <w:t>Constantes en PHP</w:t>
+      </w:r>
+    </w:p>
+    <w:p>
+      <w:pPr>
+        <w:ind w:left="340"/>
+      </w:pPr>
+      <w:r>
+        <w:rPr>
+          <w:b/>
+        </w:rPr>
+        <w:t xml:space="preserve">Justificación: </w:t>
+      </w:r>
+      <w:r>
+        <w:t>Que el admin edite categorías y zonas sin tocar código</w:t>
+      </w:r>
+    </w:p>
+    <w:p>
+      <w:pPr>
+        <w:ind w:left="340"/>
+      </w:pPr>
+      <w:r>
+        <w:rPr>
+          <w:b/>
+        </w:rPr>
+        <w:t xml:space="preserve">Impacto actual: </w:t>
+      </w:r>
+      <w:r>
+        <w:t>Extensibilidad real desde el panel</w:t>
+      </w:r>
+    </w:p>
+    <w:p/>
+    <w:p>
+      <w:r>
+        <w:rPr>
+          <w:b/>
+          <w:color w:val="2D1218"/>
+        </w:rPr>
+        <w:t>Decisión 5: Estado 'en_revision' intermedio para altas</w:t>
+      </w:r>
+    </w:p>
+    <w:p>
+      <w:pPr>
+        <w:ind w:left="340"/>
+      </w:pPr>
+      <w:r>
+        <w:rPr>
+          <w:b/>
+        </w:rPr>
+        <w:t xml:space="preserve">Alternativa considerada: </w:t>
+      </w:r>
+      <w:r>
+        <w:t>Aprobar automáticamente</w:t>
+      </w:r>
+    </w:p>
+    <w:p>
+      <w:pPr>
+        <w:ind w:left="340"/>
+      </w:pPr>
+      <w:r>
+        <w:rPr>
+          <w:b/>
+        </w:rPr>
+        <w:t xml:space="preserve">Justificación: </w:t>
+      </w:r>
+      <w:r>
+        <w:t>Que solo perfiles revisados aparezcan en el directorio</w:t>
+      </w:r>
+    </w:p>
+    <w:p>
+      <w:pPr>
+        <w:ind w:left="340"/>
+      </w:pPr>
+      <w:r>
+        <w:rPr>
+          <w:b/>
+        </w:rPr>
+        <w:t xml:space="preserve">Impacto actual: </w:t>
+      </w:r>
+      <w:r>
+        <w:t>Moderación manual preserva la calidad</w:t>
+      </w:r>
+    </w:p>
+    <w:p/>
+    <w:p>
+      <w:r>
+        <w:rPr>
+          <w:b/>
+          <w:color w:val="2D1218"/>
+        </w:rPr>
+        <w:t>Decisión 6: CSRF con hash_equals en todos los POST</w:t>
+      </w:r>
+    </w:p>
+    <w:p>
+      <w:pPr>
+        <w:ind w:left="340"/>
+      </w:pPr>
+      <w:r>
+        <w:rPr>
+          <w:b/>
+        </w:rPr>
+        <w:t xml:space="preserve">Alternativa considerada: </w:t>
+      </w:r>
+      <w:r>
+        <w:t>Sin protección / comparación insegura</w:t>
+      </w:r>
+    </w:p>
+    <w:p>
+      <w:pPr>
+        <w:ind w:left="340"/>
+      </w:pPr>
+      <w:r>
+        <w:rPr>
+          <w:b/>
+        </w:rPr>
+        <w:t xml:space="preserve">Justificación: </w:t>
+      </w:r>
+      <w:r>
+        <w:t>Evitar ataques de timing y CSRF</w:t>
+      </w:r>
+    </w:p>
+    <w:p>
+      <w:pPr>
+        <w:ind w:left="340"/>
+      </w:pPr>
+      <w:r>
+        <w:rPr>
+          <w:b/>
+        </w:rPr>
+        <w:t xml:space="preserve">Impacto actual: </w:t>
+      </w:r>
+      <w:r>
+        <w:t>Todos los formularios protegidos</w:t>
+      </w:r>
+    </w:p>
+    <w:p/>
+    <w:p>
+      <w:r>
+        <w:rPr>
+          <w:b/>
+          <w:color w:val="2D1218"/>
+        </w:rPr>
+        <w:t>Decisión 7: Credenciales fuera del código (config.local.php)</w:t>
+      </w:r>
+    </w:p>
+    <w:p>
+      <w:pPr>
+        <w:ind w:left="340"/>
+      </w:pPr>
+      <w:r>
+        <w:rPr>
+          <w:b/>
+        </w:rPr>
+        <w:t xml:space="preserve">Alternativa considerada: </w:t>
+      </w:r>
+      <w:r>
+        <w:t>Credenciales hardcodeadas</w:t>
+      </w:r>
+    </w:p>
+    <w:p>
+      <w:pPr>
+        <w:ind w:left="340"/>
+      </w:pPr>
+      <w:r>
+        <w:rPr>
+          <w:b/>
+        </w:rPr>
+        <w:t xml:space="preserve">Justificación: </w:t>
+      </w:r>
+      <w:r>
+        <w:t>No versionar secretos; facilitar el deploy</w:t>
+      </w:r>
+    </w:p>
+    <w:p>
+      <w:pPr>
+        <w:ind w:left="340"/>
+      </w:pPr>
+      <w:r>
+        <w:rPr>
+          <w:b/>
+        </w:rPr>
+        <w:t xml:space="preserve">Impacto actual: </w:t>
+      </w:r>
+      <w:r>
+        <w:t>Permite pasar de XAMPP a InfinityFree sin tocar código</w:t>
+      </w:r>
+    </w:p>
+    <w:p/>
+    <w:p>
       <w:pPr>
         <w:pStyle w:val="Ttulo1"/>
       </w:pPr>
-      <w:bookmarkStart w:id="14" w:name="_Toc242478721"/>
-      <w:r>
-        <w:t>N. Decisiones técnicas relevantes</w:t>
-      </w:r>
-      <w:bookmarkEnd w:id="14"/>
+      <w:bookmarkStart w:id="15" w:name="_Toc242479306"/>
+      <w:r>
+        <w:t>O. Preparación de la demostración final</w:t>
+      </w:r>
+      <w:bookmarkEnd w:id="15"/>
+    </w:p>
+    <w:p>
+      <w:r>
+        <w:rPr>
+          <w:b/>
+        </w:rPr>
+        <w:t xml:space="preserve">Duración objetivo: </w:t>
+      </w:r>
+      <w:r>
+        <w:t>5 a 7 minutos</w:t>
+      </w:r>
+    </w:p>
+    <w:p>
+      <w:r>
+        <w:rPr>
+          <w:b/>
+        </w:rPr>
+        <w:t xml:space="preserve">Versión que se demostrará: </w:t>
+      </w:r>
+      <w:r>
+        <w:t>Rama main, commit 1d3be3c</w:t>
+      </w:r>
+    </w:p>
+    <w:p>
+      <w:r>
+        <w:rPr>
+          <w:b/>
+        </w:rPr>
+        <w:t xml:space="preserve">Flujo principal elegido: </w:t>
+      </w:r>
+      <w:r>
+        <w:t>Cliente busca un electricista -&gt; ve el perfil -&gt; el profesional gestiona su perfil -&gt; el admin aprueba un nuevo perfil</w:t>
+      </w:r>
+    </w:p>
+    <w:p>
+      <w:r>
+        <w:rPr>
+          <w:b/>
+        </w:rPr>
+        <w:t xml:space="preserve">Datos de prueba preparados: </w:t>
+      </w:r>
+      <w:r>
+        <w:t>Al menos 4 profesionales activos con distintas categorías y zonas; 1 profesional en 'en_revision' para la demo de aprobación (datos ficticios)</w:t>
+      </w:r>
+    </w:p>
+    <w:p>
+      <w:r>
+        <w:rPr>
+          <w:b/>
+        </w:rPr>
+        <w:t xml:space="preserve">Caso alternativo o validación significativa: </w:t>
+      </w:r>
+      <w:r>
+        <w:t>Mostrar que un profesional inactivo no aparece en búsquedas (PF-12)</w:t>
+      </w:r>
+    </w:p>
+    <w:p>
+      <w:r>
+        <w:rPr>
+          <w:b/>
+        </w:rPr>
+        <w:t xml:space="preserve">Integrante que opera: </w:t>
+      </w:r>
+      <w:r>
+        <w:t>Lisandro</w:t>
+      </w:r>
+    </w:p>
+    <w:p>
+      <w:r>
+        <w:rPr>
+          <w:b/>
+        </w:rPr>
+        <w:t xml:space="preserve">Integrantes que explican: </w:t>
+      </w:r>
+      <w:r>
+        <w:t>Juan (cliente, arquitectura, moderación y decisión técnica) y Mirian (profesional, admin y cierre)</w:t>
+      </w:r>
+    </w:p>
+    <w:p>
+      <w:r>
+        <w:rPr>
+          <w:b/>
+        </w:rPr>
+        <w:t xml:space="preserve">Plan de contingencia: </w:t>
+      </w:r>
+      <w:r>
+        <w:t>Video del flujo + capturas explicadas + copia local estable + backup .sql</w:t>
+      </w:r>
+    </w:p>
+    <w:p>
+      <w:pPr>
+        <w:pStyle w:val="Ttulo2"/>
+      </w:pPr>
+      <w:bookmarkStart w:id="16" w:name="_Toc242479307"/>
+      <w:r>
+        <w:t>O.1. Guion cronometrado</w:t>
+      </w:r>
+      <w:bookmarkEnd w:id="16"/>
     </w:p>
     <w:p>
       <w:r>
@@ -6624,49 +7091,50 @@
           <w:b/>
           <w:color w:val="2D1218"/>
         </w:rPr>
-        <w:t>Decisión 1: PHP monolítico por páginas (sin framework ni routing)</w:t>
-      </w:r>
-    </w:p>
-    <w:p>
-      <w:pPr>
-        <w:ind w:left="340"/>
-      </w:pPr>
-      <w:r>
-        <w:rPr>
-          <w:b/>
-        </w:rPr>
-        <w:t xml:space="preserve">Alternativa considerada: </w:t>
-      </w:r>
-      <w:r>
-        <w:t>Laravel / Symfony</w:t>
-      </w:r>
-    </w:p>
-    <w:p>
-      <w:pPr>
-        <w:ind w:left="340"/>
-      </w:pPr>
-      <w:r>
-        <w:rPr>
-          <w:b/>
-        </w:rPr>
-        <w:t xml:space="preserve">Justificación: </w:t>
-      </w:r>
-      <w:r>
-        <w:t>Reducir la curva de aprendizaje y mantener la pila al alcance del equipo</w:t>
-      </w:r>
-    </w:p>
-    <w:p>
-      <w:pPr>
-        <w:ind w:left="340"/>
-      </w:pPr>
-      <w:r>
-        <w:rPr>
-          <w:b/>
-        </w:rPr>
-        <w:t xml:space="preserve">Impacto actual: </w:t>
-      </w:r>
-      <w:r>
-        <w:t>Simplicidad de deploy; cada página es autónoma y fácil de depurar</w:t>
+        <w:t>0:00–0:40: Problema, usuario y propósito</w:t>
+      </w:r>
+    </w:p>
+    <w:p>
+      <w:pPr>
+        <w:ind w:left="340"/>
+      </w:pPr>
+      <w:r>
+        <w:rPr>
+          <w:b/>
+        </w:rPr>
+        <w:t xml:space="preserve">Qué se dice: </w:t>
+      </w:r>
+      <w:r>
+        <w:t>OficioRed resuelve cómo encontrar un profesional de oficios en El Colorado, hoy por WhatsApp o boca a boca. Es un directorio web local.</w:t>
+      </w:r>
+    </w:p>
+    <w:p>
+      <w:pPr>
+        <w:ind w:left="340"/>
+      </w:pPr>
+      <w:r>
+        <w:rPr>
+          <w:b/>
+        </w:rPr>
+        <w:lastRenderedPageBreak/>
+        <w:t xml:space="preserve">Qué se muestra: </w:t>
+      </w:r>
+      <w:r>
+        <w:t>index.php con hero y categorías</w:t>
+      </w:r>
+    </w:p>
+    <w:p>
+      <w:pPr>
+        <w:ind w:left="340"/>
+      </w:pPr>
+      <w:r>
+        <w:rPr>
+          <w:b/>
+        </w:rPr>
+        <w:t xml:space="preserve">Responsable: </w:t>
+      </w:r>
+      <w:r>
+        <w:t>Juan</w:t>
       </w:r>
     </w:p>
     <w:p/>
@@ -6676,49 +7144,49 @@
           <w:b/>
           <w:color w:val="2D1218"/>
         </w:rPr>
-        <w:t>Decisión 2: PDO con prepared statements (migrado desde MySQLi)</w:t>
-      </w:r>
-    </w:p>
-    <w:p>
-      <w:pPr>
-        <w:ind w:left="340"/>
-      </w:pPr>
-      <w:r>
-        <w:rPr>
-          <w:b/>
-        </w:rPr>
-        <w:t xml:space="preserve">Alternativa considerada: </w:t>
-      </w:r>
-      <w:r>
-        <w:t>MySQLi procedural</w:t>
-      </w:r>
-    </w:p>
-    <w:p>
-      <w:pPr>
-        <w:ind w:left="340"/>
-      </w:pPr>
-      <w:r>
-        <w:rPr>
-          <w:b/>
-        </w:rPr>
-        <w:t xml:space="preserve">Justificación: </w:t>
-      </w:r>
-      <w:r>
-        <w:t>Portabilidad y protección nativa contra inyección SQL</w:t>
-      </w:r>
-    </w:p>
-    <w:p>
-      <w:pPr>
-        <w:ind w:left="340"/>
-      </w:pPr>
-      <w:r>
-        <w:rPr>
-          <w:b/>
-        </w:rPr>
-        <w:t xml:space="preserve">Impacto actual: </w:t>
-      </w:r>
-      <w:r>
-        <w:t>Capa de datos uniforme y segura</w:t>
+        <w:t>0:40–1:10: Versión y alcance actual</w:t>
+      </w:r>
+    </w:p>
+    <w:p>
+      <w:pPr>
+        <w:ind w:left="340"/>
+      </w:pPr>
+      <w:r>
+        <w:rPr>
+          <w:b/>
+        </w:rPr>
+        <w:t xml:space="preserve">Qué se dice: </w:t>
+      </w:r>
+      <w:r>
+        <w:t>Stack PHP 8, MariaDB, PDO, sin framework. Versión main 1d3be3c. Alcance: 3 flujos (cliente, profesional, admin).</w:t>
+      </w:r>
+    </w:p>
+    <w:p>
+      <w:pPr>
+        <w:ind w:left="340"/>
+      </w:pPr>
+      <w:r>
+        <w:rPr>
+          <w:b/>
+        </w:rPr>
+        <w:t xml:space="preserve">Qué se muestra: </w:t>
+      </w:r>
+      <w:r>
+        <w:t>Pantalla de inicio / referencia a la versión</w:t>
+      </w:r>
+    </w:p>
+    <w:p>
+      <w:pPr>
+        <w:ind w:left="340"/>
+      </w:pPr>
+      <w:r>
+        <w:rPr>
+          <w:b/>
+        </w:rPr>
+        <w:t xml:space="preserve">Responsable: </w:t>
+      </w:r>
+      <w:r>
+        <w:t>Juan</w:t>
       </w:r>
     </w:p>
     <w:p/>
@@ -6728,778 +7196,274 @@
           <w:b/>
           <w:color w:val="2D1218"/>
         </w:rPr>
-        <w:t>Decisión 3: Parcial card-profesional.php reutilizable</w:t>
-      </w:r>
-    </w:p>
-    <w:p>
-      <w:pPr>
-        <w:ind w:left="340"/>
-      </w:pPr>
-      <w:r>
-        <w:rPr>
-          <w:b/>
-        </w:rPr>
-        <w:t xml:space="preserve">Alternativa considerada: </w:t>
-      </w:r>
-      <w:r>
-        <w:t>Duplicar HTML en cada página</w:t>
-      </w:r>
-    </w:p>
-    <w:p>
-      <w:pPr>
-        <w:ind w:left="340"/>
-      </w:pPr>
-      <w:r>
-        <w:rPr>
-          <w:b/>
-        </w:rPr>
+        <w:t>1:10–4:30: Flujo funcional principal</w:t>
+      </w:r>
+    </w:p>
+    <w:p>
+      <w:pPr>
+        <w:ind w:left="340"/>
+      </w:pPr>
+      <w:r>
+        <w:rPr>
+          <w:b/>
+        </w:rPr>
+        <w:t xml:space="preserve">Qué se dice: </w:t>
+      </w:r>
+      <w:r>
+        <w:t>Un vecino busca por texto o categoría, entra al perfil y ve el contacto directo. Luego, el profesional gestiona su perfil desde su panel.</w:t>
+      </w:r>
+    </w:p>
+    <w:p>
+      <w:pPr>
+        <w:ind w:left="340"/>
+      </w:pPr>
+      <w:r>
+        <w:rPr>
+          <w:b/>
+        </w:rPr>
+        <w:t xml:space="preserve">Qué se muestra: </w:t>
+      </w:r>
+      <w:r>
+        <w:t>Búsqueda -&gt; resultados -&gt; perfil -&gt; login profesional -&gt; dashboard/servicios</w:t>
+      </w:r>
+    </w:p>
+    <w:p>
+      <w:pPr>
+        <w:ind w:left="340"/>
+      </w:pPr>
+      <w:r>
+        <w:rPr>
+          <w:b/>
+        </w:rPr>
+        <w:t xml:space="preserve">Responsable: </w:t>
+      </w:r>
+      <w:r>
+        <w:t>Lisandro (opera) / Mirian (narra)</w:t>
+      </w:r>
+    </w:p>
+    <w:p/>
+    <w:p>
+      <w:r>
+        <w:rPr>
+          <w:b/>
+          <w:color w:val="2D1218"/>
+        </w:rPr>
+        <w:t>4:30–5:30: Caso alternativo / validación</w:t>
+      </w:r>
+    </w:p>
+    <w:p>
+      <w:pPr>
+        <w:ind w:left="340"/>
+      </w:pPr>
+      <w:r>
+        <w:rPr>
+          <w:b/>
+        </w:rPr>
+        <w:t xml:space="preserve">Qué se dice: </w:t>
+      </w:r>
+      <w:r>
+        <w:t>El admin aprueba un perfil en 'en_revision' y ese perfil se vuelve público; un profesional inactivo no aparece en búsquedas.</w:t>
+      </w:r>
+    </w:p>
+    <w:p>
+      <w:pPr>
+        <w:ind w:left="340"/>
+      </w:pPr>
+      <w:r>
+        <w:rPr>
+          <w:b/>
+        </w:rPr>
+        <w:t xml:space="preserve">Qué se muestra: </w:t>
+      </w:r>
+      <w:r>
+        <w:t>admin -&gt; aprobar en_revision; búsqueda sin el inactivo</w:t>
+      </w:r>
+    </w:p>
+    <w:p>
+      <w:pPr>
+        <w:ind w:left="340"/>
+      </w:pPr>
+      <w:r>
+        <w:rPr>
+          <w:b/>
+        </w:rPr>
+        <w:t xml:space="preserve">Responsable: </w:t>
+      </w:r>
+      <w:r>
+        <w:t>Lisandro (opera) / Juan (narra)</w:t>
+      </w:r>
+    </w:p>
+    <w:p/>
+    <w:p>
+      <w:r>
+        <w:rPr>
+          <w:b/>
+          <w:color w:val="2D1218"/>
+        </w:rPr>
+        <w:t>5:30–6:20: Decisión técnica / uso de IA</w:t>
+      </w:r>
+    </w:p>
+    <w:p>
+      <w:pPr>
+        <w:ind w:left="340"/>
+      </w:pPr>
+      <w:r>
+        <w:rPr>
+          <w:b/>
+        </w:rPr>
+        <w:t xml:space="preserve">Qué se dice: </w:t>
+      </w:r>
+      <w:r>
+        <w:t>PDO con prepared statements en toda la capa de datos, CSRF en los formularios y bcrypt para contraseñas. La IA propuso patrones; el equipo decidió y verificó.</w:t>
+      </w:r>
+    </w:p>
+    <w:p>
+      <w:pPr>
+        <w:ind w:left="340"/>
+      </w:pPr>
+      <w:r>
+        <w:rPr>
+          <w:b/>
+        </w:rPr>
+        <w:t xml:space="preserve">Qué se muestra: </w:t>
+      </w:r>
+      <w:r>
+        <w:t>funciones.php con sanitizar() y csrf_token()</w:t>
+      </w:r>
+    </w:p>
+    <w:p>
+      <w:pPr>
+        <w:ind w:left="340"/>
+      </w:pPr>
+      <w:r>
+        <w:rPr>
+          <w:b/>
+        </w:rPr>
+        <w:t xml:space="preserve">Responsable: </w:t>
+      </w:r>
+      <w:r>
+        <w:t>Juan</w:t>
+      </w:r>
+    </w:p>
+    <w:p/>
+    <w:p>
+      <w:r>
+        <w:rPr>
+          <w:b/>
+          <w:color w:val="2D1218"/>
+        </w:rPr>
+        <w:t>6:20–7:00: Estado actual y pendientes</w:t>
+      </w:r>
+    </w:p>
+    <w:p>
+      <w:pPr>
+        <w:ind w:left="340"/>
+      </w:pPr>
+      <w:r>
+        <w:rPr>
+          <w:b/>
+        </w:rPr>
+        <w:t xml:space="preserve">Qué se dice: </w:t>
+      </w:r>
+      <w:r>
+        <w:t>El MVP original está completo, incluyendo el formulario de solicitud de presupuesto. Reseñas y deploy son Fase 2.</w:t>
+      </w:r>
+    </w:p>
+    <w:p>
+      <w:pPr>
+        <w:ind w:left="340"/>
+      </w:pPr>
+      <w:r>
+        <w:rPr>
+          <w:b/>
+        </w:rPr>
+        <w:t xml:space="preserve">Qué se muestra: </w:t>
+      </w:r>
+      <w:r>
+        <w:t>Tabla de estado de funcionalidades (sección D)</w:t>
+      </w:r>
+    </w:p>
+    <w:p>
+      <w:pPr>
+        <w:ind w:left="340"/>
+      </w:pPr>
+      <w:r>
+        <w:rPr>
+          <w:b/>
+        </w:rPr>
+        <w:t xml:space="preserve">Responsable: </w:t>
+      </w:r>
+      <w:r>
+        <w:t>Mirian</w:t>
+      </w:r>
+    </w:p>
+    <w:p/>
+    <w:p>
+      <w:pPr>
+        <w:pStyle w:val="Ttulo1"/>
+      </w:pPr>
+      <w:bookmarkStart w:id="17" w:name="_Toc242479308"/>
+      <w:r>
+        <w:t>P. Ensayo y verificación previa</w:t>
+      </w:r>
+      <w:bookmarkEnd w:id="17"/>
+    </w:p>
+    <w:p>
+      <w:r>
+        <w:t>☑ La versión de demo está respaldada (commit 1d3be3c en main).</w:t>
+      </w:r>
+    </w:p>
+    <w:p>
+      <w:r>
+        <w:t>☑ Servidor, base de datos y servicios inician correctamente (XAMPP).</w:t>
+      </w:r>
+    </w:p>
+    <w:p>
+      <w:r>
+        <w:t>☑ El flujo principal fue probado de punta a punta (PF-1 a PF-12).</w:t>
+      </w:r>
+    </w:p>
+    <w:p>
+      <w:r>
+        <w:t>☑ Los datos de prueba ficticios están preparados (profesionales activos + 1 en revisión).</w:t>
+      </w:r>
+    </w:p>
+    <w:p>
+      <w:r>
         <w:lastRenderedPageBreak/>
-        <w:t xml:space="preserve">Justificación: </w:t>
-      </w:r>
-      <w:r>
-        <w:t>DRY: un solo archivo controla la tarjeta</w:t>
-      </w:r>
-    </w:p>
-    <w:p>
-      <w:pPr>
-        <w:ind w:left="340"/>
-      </w:pPr>
-      <w:r>
-        <w:rPr>
-          <w:b/>
-        </w:rPr>
-        <w:t xml:space="preserve">Impacto actual: </w:t>
-      </w:r>
-      <w:r>
-        <w:t>Cambios visuales en un solo lugar</w:t>
-      </w:r>
-    </w:p>
-    <w:p/>
-    <w:p>
-      <w:r>
-        <w:rPr>
-          <w:b/>
-          <w:color w:val="2D1218"/>
-        </w:rPr>
-        <w:t>Decisión 4: categorias y zonas como tablas (no arrays hardcodeados)</w:t>
-      </w:r>
-    </w:p>
-    <w:p>
-      <w:pPr>
-        <w:ind w:left="340"/>
-      </w:pPr>
-      <w:r>
-        <w:rPr>
-          <w:b/>
-        </w:rPr>
-        <w:t xml:space="preserve">Alternativa considerada: </w:t>
-      </w:r>
-      <w:r>
-        <w:t>Constantes en PHP</w:t>
-      </w:r>
-    </w:p>
-    <w:p>
-      <w:pPr>
-        <w:ind w:left="340"/>
-      </w:pPr>
-      <w:r>
-        <w:rPr>
-          <w:b/>
-        </w:rPr>
-        <w:t xml:space="preserve">Justificación: </w:t>
-      </w:r>
-      <w:r>
-        <w:t>Que el admin edite categorías y zonas sin tocar código</w:t>
-      </w:r>
-    </w:p>
-    <w:p>
-      <w:pPr>
-        <w:ind w:left="340"/>
-      </w:pPr>
-      <w:r>
-        <w:rPr>
-          <w:b/>
-        </w:rPr>
-        <w:t xml:space="preserve">Impacto actual: </w:t>
-      </w:r>
-      <w:r>
-        <w:t>Extensibilidad real desde el panel</w:t>
-      </w:r>
-    </w:p>
-    <w:p/>
-    <w:p>
-      <w:r>
-        <w:rPr>
-          <w:b/>
-          <w:color w:val="2D1218"/>
-        </w:rPr>
-        <w:t>Decisión 5: Estado 'en_revision' intermedio para altas</w:t>
-      </w:r>
-    </w:p>
-    <w:p>
-      <w:pPr>
-        <w:ind w:left="340"/>
-      </w:pPr>
-      <w:r>
-        <w:rPr>
-          <w:b/>
-        </w:rPr>
-        <w:t xml:space="preserve">Alternativa considerada: </w:t>
-      </w:r>
-      <w:r>
-        <w:t>Aprobar automáticamente</w:t>
-      </w:r>
-    </w:p>
-    <w:p>
-      <w:pPr>
-        <w:ind w:left="340"/>
-      </w:pPr>
-      <w:r>
-        <w:rPr>
-          <w:b/>
-        </w:rPr>
-        <w:t xml:space="preserve">Justificación: </w:t>
-      </w:r>
-      <w:r>
-        <w:t>Que solo perfiles revisados aparezcan en el directorio</w:t>
-      </w:r>
-    </w:p>
-    <w:p>
-      <w:pPr>
-        <w:ind w:left="340"/>
-      </w:pPr>
-      <w:r>
-        <w:rPr>
-          <w:b/>
-        </w:rPr>
-        <w:t xml:space="preserve">Impacto actual: </w:t>
-      </w:r>
-      <w:r>
-        <w:t>Moderación manual preserva la calidad</w:t>
-      </w:r>
-    </w:p>
-    <w:p/>
-    <w:p>
-      <w:r>
-        <w:rPr>
-          <w:b/>
-          <w:color w:val="2D1218"/>
-        </w:rPr>
-        <w:t>Decisión 6: CSRF con hash_equals en todos los POST</w:t>
-      </w:r>
-    </w:p>
-    <w:p>
-      <w:pPr>
-        <w:ind w:left="340"/>
-      </w:pPr>
-      <w:r>
-        <w:rPr>
-          <w:b/>
-        </w:rPr>
-        <w:t xml:space="preserve">Alternativa considerada: </w:t>
-      </w:r>
-      <w:r>
-        <w:t>Sin protección / comparación insegura</w:t>
-      </w:r>
-    </w:p>
-    <w:p>
-      <w:pPr>
-        <w:ind w:left="340"/>
-      </w:pPr>
-      <w:r>
-        <w:rPr>
-          <w:b/>
-        </w:rPr>
-        <w:t xml:space="preserve">Justificación: </w:t>
-      </w:r>
-      <w:r>
-        <w:t>Evitar ataques de timing y CSRF</w:t>
-      </w:r>
-    </w:p>
-    <w:p>
-      <w:pPr>
-        <w:ind w:left="340"/>
-      </w:pPr>
-      <w:r>
-        <w:rPr>
-          <w:b/>
-        </w:rPr>
-        <w:t xml:space="preserve">Impacto actual: </w:t>
-      </w:r>
-      <w:r>
-        <w:t>Todos los formularios protegidos</w:t>
-      </w:r>
-    </w:p>
-    <w:p/>
-    <w:p>
-      <w:r>
-        <w:rPr>
-          <w:b/>
-          <w:color w:val="2D1218"/>
-        </w:rPr>
-        <w:t>Decisión 7: Credenciales fuera del código (config.local.php)</w:t>
-      </w:r>
-    </w:p>
-    <w:p>
-      <w:pPr>
-        <w:ind w:left="340"/>
-      </w:pPr>
-      <w:r>
-        <w:rPr>
-          <w:b/>
-        </w:rPr>
-        <w:t xml:space="preserve">Alternativa considerada: </w:t>
-      </w:r>
-      <w:r>
-        <w:t>Credenciales hardcodeadas</w:t>
-      </w:r>
-    </w:p>
-    <w:p>
-      <w:pPr>
-        <w:ind w:left="340"/>
-      </w:pPr>
-      <w:r>
-        <w:rPr>
-          <w:b/>
-        </w:rPr>
-        <w:t xml:space="preserve">Justificación: </w:t>
-      </w:r>
-      <w:r>
-        <w:t>No versionar secretos; facilitar el deploy</w:t>
-      </w:r>
-    </w:p>
-    <w:p>
-      <w:pPr>
-        <w:ind w:left="340"/>
-      </w:pPr>
-      <w:r>
-        <w:rPr>
-          <w:b/>
-        </w:rPr>
-        <w:t xml:space="preserve">Impacto actual: </w:t>
-      </w:r>
-      <w:r>
-        <w:t>Permite pasar de XAMPP a InfinityFree sin tocar código</w:t>
-      </w:r>
-    </w:p>
-    <w:p/>
+        <w:t>☑ No se muestran datos personales o secretos: las capturas usan perfiles de prueba (datos ficticios).</w:t>
+      </w:r>
+    </w:p>
+    <w:p>
+      <w:r>
+        <w:t>☑ Los integrantes conocen su rol.</w:t>
+      </w:r>
+    </w:p>
+    <w:p>
+      <w:r>
+        <w:t>☑ Guion completo: duración objetivo 5–7 minutos (bloques de duración variable).</w:t>
+      </w:r>
+    </w:p>
+    <w:p>
+      <w:r>
+        <w:t>☑ Existe un plan de contingencia.</w:t>
+      </w:r>
+    </w:p>
+    <w:p>
+      <w:r>
+        <w:t>☑ Las evidencias coinciden con la versión de demo.</w:t>
+      </w:r>
+    </w:p>
+    <w:p>
+      <w:r>
+        <w:t>☑ Los pendientes no se presentan como funcionalidades terminadas.</w:t>
+      </w:r>
+    </w:p>
     <w:p>
       <w:pPr>
         <w:pStyle w:val="Ttulo1"/>
       </w:pPr>
-      <w:bookmarkStart w:id="15" w:name="_Toc242478722"/>
-      <w:r>
-        <w:t>O. Preparación de la demostración final</w:t>
-      </w:r>
-      <w:bookmarkEnd w:id="15"/>
-    </w:p>
-    <w:p>
-      <w:r>
-        <w:rPr>
-          <w:b/>
-        </w:rPr>
-        <w:t xml:space="preserve">Duración objetivo: </w:t>
-      </w:r>
-      <w:r>
-        <w:t>5 a 7 minutos</w:t>
-      </w:r>
-    </w:p>
-    <w:p>
-      <w:r>
-        <w:rPr>
-          <w:b/>
-        </w:rPr>
-        <w:t xml:space="preserve">Versión que se demostrará: </w:t>
-      </w:r>
-      <w:r>
-        <w:t>Rama main, commit 1d3be3c</w:t>
-      </w:r>
-    </w:p>
-    <w:p>
-      <w:r>
-        <w:rPr>
-          <w:b/>
-        </w:rPr>
-        <w:t xml:space="preserve">Flujo principal elegido: </w:t>
-      </w:r>
-      <w:r>
-        <w:t>Cliente busca un electricista -&gt; ve el perfil -&gt; el profesional gestiona su perfil -&gt; el admin aprueba un nuevo perfil</w:t>
-      </w:r>
-    </w:p>
-    <w:p>
-      <w:r>
-        <w:rPr>
-          <w:b/>
-        </w:rPr>
-        <w:t xml:space="preserve">Datos de prueba preparados: </w:t>
-      </w:r>
-      <w:r>
-        <w:t>Al menos 4 profesionales activos con distintas categorías y zonas; 1 profesional en 'en_revision' para la demo de aprobación (datos ficticios)</w:t>
-      </w:r>
-    </w:p>
-    <w:p>
-      <w:r>
-        <w:rPr>
-          <w:b/>
-        </w:rPr>
-        <w:t xml:space="preserve">Caso alternativo o validación significativa: </w:t>
-      </w:r>
-      <w:r>
-        <w:t>Mostrar que un profesional inactivo no aparece en búsquedas (PF-12)</w:t>
-      </w:r>
-    </w:p>
-    <w:p>
-      <w:r>
-        <w:rPr>
-          <w:b/>
-        </w:rPr>
-        <w:t xml:space="preserve">Integrante que opera: </w:t>
-      </w:r>
-      <w:r>
-        <w:t>Lisandro</w:t>
-      </w:r>
-    </w:p>
-    <w:p>
-      <w:r>
-        <w:rPr>
-          <w:b/>
-        </w:rPr>
-        <w:t xml:space="preserve">Integrantes que explican: </w:t>
-      </w:r>
-      <w:r>
-        <w:t>Juan (cliente, arquitectura, moderación y decisión técnica) y Mirian (profesional, admin y cierre)</w:t>
-      </w:r>
-    </w:p>
-    <w:p>
-      <w:r>
-        <w:rPr>
-          <w:b/>
-        </w:rPr>
-        <w:t xml:space="preserve">Plan de contingencia: </w:t>
-      </w:r>
-      <w:r>
-        <w:t>Video del flujo + capturas explicadas + copia local estable + backup .sql</w:t>
-      </w:r>
-    </w:p>
-    <w:p>
-      <w:pPr>
-        <w:pStyle w:val="Ttulo2"/>
-      </w:pPr>
-      <w:bookmarkStart w:id="16" w:name="_Toc242478723"/>
-      <w:r>
-        <w:t>O.1. Guion cronometrado</w:t>
-      </w:r>
-      <w:bookmarkEnd w:id="16"/>
-    </w:p>
-    <w:p>
-      <w:r>
-        <w:rPr>
-          <w:b/>
-          <w:color w:val="2D1218"/>
-        </w:rPr>
-        <w:t>0:00–0:40: Problema, usuario y propósito</w:t>
-      </w:r>
-    </w:p>
-    <w:p>
-      <w:pPr>
-        <w:ind w:left="340"/>
-      </w:pPr>
-      <w:r>
-        <w:rPr>
-          <w:b/>
-        </w:rPr>
-        <w:lastRenderedPageBreak/>
-        <w:t xml:space="preserve">Qué se dice: </w:t>
-      </w:r>
-      <w:r>
-        <w:t>OficioRed resuelve cómo encontrar un profesional de oficios en El Colorado, hoy por WhatsApp o boca a boca. Es un directorio web local.</w:t>
-      </w:r>
-    </w:p>
-    <w:p>
-      <w:pPr>
-        <w:ind w:left="340"/>
-      </w:pPr>
-      <w:r>
-        <w:rPr>
-          <w:b/>
-        </w:rPr>
-        <w:t xml:space="preserve">Qué se muestra: </w:t>
-      </w:r>
-      <w:r>
-        <w:t>index.php con hero y categorías</w:t>
-      </w:r>
-    </w:p>
-    <w:p>
-      <w:pPr>
-        <w:ind w:left="340"/>
-      </w:pPr>
-      <w:r>
-        <w:rPr>
-          <w:b/>
-        </w:rPr>
-        <w:t xml:space="preserve">Responsable: </w:t>
-      </w:r>
-      <w:r>
-        <w:t>Juan</w:t>
-      </w:r>
-    </w:p>
-    <w:p/>
-    <w:p>
-      <w:r>
-        <w:rPr>
-          <w:b/>
-          <w:color w:val="2D1218"/>
-        </w:rPr>
-        <w:t>0:40–1:10: Versión y alcance actual</w:t>
-      </w:r>
-    </w:p>
-    <w:p>
-      <w:pPr>
-        <w:ind w:left="340"/>
-      </w:pPr>
-      <w:r>
-        <w:rPr>
-          <w:b/>
-        </w:rPr>
-        <w:t xml:space="preserve">Qué se dice: </w:t>
-      </w:r>
-      <w:r>
-        <w:t>Stack PHP 8, MariaDB, PDO, sin framework. Versión main 1d3be3c. Alcance: 3 flujos (cliente, profesional, admin).</w:t>
-      </w:r>
-    </w:p>
-    <w:p>
-      <w:pPr>
-        <w:ind w:left="340"/>
-      </w:pPr>
-      <w:r>
-        <w:rPr>
-          <w:b/>
-        </w:rPr>
-        <w:t xml:space="preserve">Qué se muestra: </w:t>
-      </w:r>
-      <w:r>
-        <w:t>Pantalla de inicio / referencia a la versión</w:t>
-      </w:r>
-    </w:p>
-    <w:p>
-      <w:pPr>
-        <w:ind w:left="340"/>
-      </w:pPr>
-      <w:r>
-        <w:rPr>
-          <w:b/>
-        </w:rPr>
-        <w:t xml:space="preserve">Responsable: </w:t>
-      </w:r>
-      <w:r>
-        <w:t>Juan</w:t>
-      </w:r>
-    </w:p>
-    <w:p/>
-    <w:p>
-      <w:r>
-        <w:rPr>
-          <w:b/>
-          <w:color w:val="2D1218"/>
-        </w:rPr>
-        <w:t>1:10–4:30: Flujo funcional principal</w:t>
-      </w:r>
-    </w:p>
-    <w:p>
-      <w:pPr>
-        <w:ind w:left="340"/>
-      </w:pPr>
-      <w:r>
-        <w:rPr>
-          <w:b/>
-        </w:rPr>
-        <w:t xml:space="preserve">Qué se dice: </w:t>
-      </w:r>
-      <w:r>
-        <w:t>Un vecino busca por texto o categoría, entra al perfil y ve el contacto directo. Luego, el profesional gestiona su perfil desde su panel.</w:t>
-      </w:r>
-    </w:p>
-    <w:p>
-      <w:pPr>
-        <w:ind w:left="340"/>
-      </w:pPr>
-      <w:r>
-        <w:rPr>
-          <w:b/>
-        </w:rPr>
-        <w:t xml:space="preserve">Qué se muestra: </w:t>
-      </w:r>
-      <w:r>
-        <w:t>Búsqueda -&gt; resultados -&gt; perfil -&gt; login profesional -&gt; dashboard/servicios</w:t>
-      </w:r>
-    </w:p>
-    <w:p>
-      <w:pPr>
-        <w:ind w:left="340"/>
-      </w:pPr>
-      <w:r>
-        <w:rPr>
-          <w:b/>
-        </w:rPr>
-        <w:t xml:space="preserve">Responsable: </w:t>
-      </w:r>
-      <w:r>
-        <w:t>Lisandro (opera) / Mirian (narra)</w:t>
-      </w:r>
-    </w:p>
-    <w:p/>
-    <w:p>
-      <w:r>
-        <w:rPr>
-          <w:b/>
-          <w:color w:val="2D1218"/>
-        </w:rPr>
-        <w:t>4:30–5:30: Caso alternativo / validación</w:t>
-      </w:r>
-    </w:p>
-    <w:p>
-      <w:pPr>
-        <w:ind w:left="340"/>
-      </w:pPr>
-      <w:r>
-        <w:rPr>
-          <w:b/>
-        </w:rPr>
-        <w:t xml:space="preserve">Qué se dice: </w:t>
-      </w:r>
-      <w:r>
-        <w:t>El admin aprueba un perfil en 'en_revision' y ese perfil se vuelve público; un profesional inactivo no aparece en búsquedas.</w:t>
-      </w:r>
-    </w:p>
-    <w:p>
-      <w:pPr>
-        <w:ind w:left="340"/>
-      </w:pPr>
-      <w:r>
-        <w:rPr>
-          <w:b/>
-        </w:rPr>
-        <w:t xml:space="preserve">Qué se muestra: </w:t>
-      </w:r>
-      <w:r>
-        <w:t>admin -&gt; aprobar en_revision; búsqueda sin el inactivo</w:t>
-      </w:r>
-    </w:p>
-    <w:p>
-      <w:pPr>
-        <w:ind w:left="340"/>
-      </w:pPr>
-      <w:r>
-        <w:rPr>
-          <w:b/>
-        </w:rPr>
-        <w:t xml:space="preserve">Responsable: </w:t>
-      </w:r>
-      <w:r>
-        <w:t>Lisandro (opera) / Juan (narra)</w:t>
-      </w:r>
-    </w:p>
-    <w:p/>
-    <w:p>
-      <w:r>
-        <w:rPr>
-          <w:b/>
-          <w:color w:val="2D1218"/>
-        </w:rPr>
-        <w:t>5:30–6:20: Decisión técnica / uso de IA</w:t>
-      </w:r>
-    </w:p>
-    <w:p>
-      <w:pPr>
-        <w:ind w:left="340"/>
-      </w:pPr>
-      <w:r>
-        <w:rPr>
-          <w:b/>
-        </w:rPr>
-        <w:t xml:space="preserve">Qué se dice: </w:t>
-      </w:r>
-      <w:r>
-        <w:t>PDO con prepared statements en toda la capa de datos, CSRF en los formularios y bcrypt para contraseñas. La IA propuso patrones; el equipo decidió y verificó.</w:t>
-      </w:r>
-    </w:p>
-    <w:p>
-      <w:pPr>
-        <w:ind w:left="340"/>
-      </w:pPr>
-      <w:r>
-        <w:rPr>
-          <w:b/>
-        </w:rPr>
-        <w:t xml:space="preserve">Qué se muestra: </w:t>
-      </w:r>
-      <w:r>
-        <w:t>funciones.php con sanitizar() y csrf_token()</w:t>
-      </w:r>
-    </w:p>
-    <w:p>
-      <w:pPr>
-        <w:ind w:left="340"/>
-      </w:pPr>
-      <w:r>
-        <w:rPr>
-          <w:b/>
-        </w:rPr>
-        <w:t xml:space="preserve">Responsable: </w:t>
-      </w:r>
-      <w:r>
-        <w:t>Juan</w:t>
-      </w:r>
-    </w:p>
-    <w:p/>
-    <w:p>
-      <w:r>
-        <w:rPr>
-          <w:b/>
-          <w:color w:val="2D1218"/>
-        </w:rPr>
-        <w:t>6:20–7:00: Estado actual y pendientes</w:t>
-      </w:r>
-    </w:p>
-    <w:p>
-      <w:pPr>
-        <w:ind w:left="340"/>
-      </w:pPr>
-      <w:r>
-        <w:rPr>
-          <w:b/>
-        </w:rPr>
-        <w:t xml:space="preserve">Qué se dice: </w:t>
-      </w:r>
-      <w:r>
-        <w:t>El MVP original está completo, incluyendo el formulario de solicitud de presupuesto. Reseñas y deploy son Fase 2.</w:t>
-      </w:r>
-    </w:p>
-    <w:p>
-      <w:pPr>
-        <w:ind w:left="340"/>
-      </w:pPr>
-      <w:r>
-        <w:rPr>
-          <w:b/>
-        </w:rPr>
-        <w:t xml:space="preserve">Qué se muestra: </w:t>
-      </w:r>
-      <w:r>
-        <w:t>Tabla de estado de funcionalidades (sección D)</w:t>
-      </w:r>
-    </w:p>
-    <w:p>
-      <w:pPr>
-        <w:ind w:left="340"/>
-      </w:pPr>
-      <w:r>
-        <w:rPr>
-          <w:b/>
-        </w:rPr>
-        <w:t xml:space="preserve">Responsable: </w:t>
-      </w:r>
-      <w:r>
-        <w:t>Mirian</w:t>
-      </w:r>
-    </w:p>
-    <w:p/>
-    <w:p>
-      <w:pPr>
-        <w:pStyle w:val="Ttulo1"/>
-      </w:pPr>
-      <w:bookmarkStart w:id="17" w:name="_Toc242478724"/>
-      <w:r>
-        <w:t>P. Ensayo y verificación previa</w:t>
-      </w:r>
-      <w:bookmarkEnd w:id="17"/>
-    </w:p>
-    <w:p>
-      <w:r>
-        <w:t>☑</w:t>
-      </w:r>
-      <w:r>
-        <w:t xml:space="preserve"> La versión de demo está respaldada (commit 1d3be3c en main).</w:t>
-      </w:r>
-    </w:p>
-    <w:p>
-      <w:r>
-        <w:t>☑</w:t>
-      </w:r>
-      <w:r>
-        <w:t xml:space="preserve"> Servidor, base de datos y servicios inician correctamente (XAMPP).</w:t>
-      </w:r>
-    </w:p>
-    <w:p>
-      <w:r>
-        <w:t>☑</w:t>
-      </w:r>
-      <w:r>
-        <w:t xml:space="preserve"> El flujo principal fue probado de punta a punta (PF-1 a PF-12).</w:t>
-      </w:r>
-    </w:p>
-    <w:p>
-      <w:r>
-        <w:lastRenderedPageBreak/>
-        <w:t>☑</w:t>
-      </w:r>
-      <w:r>
-        <w:t xml:space="preserve"> Los datos de prueba ficticios están preparados (profesionales activos + 1 en revisión).</w:t>
-      </w:r>
-    </w:p>
-    <w:p>
-      <w:r>
-        <w:t>☑</w:t>
-      </w:r>
-      <w:r>
-        <w:t xml:space="preserve"> No se muestran datos personales o secretos: las capturas usan perfiles de prueba (datos ficticios).</w:t>
-      </w:r>
-    </w:p>
-    <w:p>
-      <w:r>
-        <w:t>☑</w:t>
-      </w:r>
-      <w:r>
-        <w:t xml:space="preserve"> Los integrantes conocen su rol.</w:t>
-      </w:r>
-    </w:p>
-    <w:p>
-      <w:r>
-        <w:t>☑</w:t>
-      </w:r>
-      <w:r>
-        <w:t xml:space="preserve"> Guion completo: duración objetivo 7 minutos (bloques de duración variable).</w:t>
-      </w:r>
-    </w:p>
-    <w:p>
-      <w:r>
-        <w:t>☑</w:t>
-      </w:r>
-      <w:r>
-        <w:t xml:space="preserve"> Existe un plan de contingencia.</w:t>
-      </w:r>
-    </w:p>
-    <w:p>
-      <w:r>
-        <w:t>☑</w:t>
-      </w:r>
-      <w:r>
-        <w:t xml:space="preserve"> Las evidencias coinciden con la versión de demo.</w:t>
-      </w:r>
-    </w:p>
-    <w:p>
-      <w:r>
-        <w:t>☑</w:t>
-      </w:r>
-      <w:r>
-        <w:t xml:space="preserve"> Los pendientes no se presentan como funcionalidades terminadas.</w:t>
-      </w:r>
-    </w:p>
-    <w:p>
-      <w:pPr>
-        <w:pStyle w:val="Ttulo1"/>
-      </w:pPr>
-      <w:bookmarkStart w:id="18" w:name="_Toc242478725"/>
+      <w:bookmarkStart w:id="18" w:name="_Toc242479309"/>
       <w:r>
         <w:t>Q. Evidencias a incorporar</w:t>
       </w:r>
@@ -7835,7 +7799,7 @@
         <w:t xml:space="preserve">E5 – Qué muestra: </w:t>
       </w:r>
       <w:r>
-        <w:t>Panel de administración de profesionales con acciones de moderación (Ver/Activar/Eliminar). Pendiente de reemplazo por una captura del flujo de aprobación de un profesional en 'en_revision' (INC-07).</w:t>
+        <w:t>Panel de administración con profesional en estado en_revision y acciones de moderación (Aprobar/Rechazar/Eliminar).</w:t>
       </w:r>
     </w:p>
     <w:p>
@@ -8072,7 +8036,7 @@
       <w:pPr>
         <w:pStyle w:val="Ttulo1"/>
       </w:pPr>
-      <w:bookmarkStart w:id="19" w:name="_Toc242478726"/>
+      <w:bookmarkStart w:id="19" w:name="_Toc242479310"/>
       <w:r>
         <w:t>R. Autoevaluación final del grupo</w:t>
       </w:r>
@@ -8174,7 +8138,7 @@
       <w:pPr>
         <w:pStyle w:val="Ttulo1"/>
       </w:pPr>
-      <w:bookmarkStart w:id="20" w:name="_Toc242478727"/>
+      <w:bookmarkStart w:id="20" w:name="_Toc242479311"/>
       <w:r>
         <w:t>S. Checklist antes de entregar el TP12</w:t>
       </w:r>
@@ -8182,153 +8146,99 @@
     </w:p>
     <w:p>
       <w:r>
-        <w:t>☑</w:t>
-      </w:r>
-      <w:r>
-        <w:t xml:space="preserve"> Usamos una versión real y estable del proyecto.</w:t>
-      </w:r>
-    </w:p>
-    <w:p>
-      <w:r>
-        <w:t>☑</w:t>
-      </w:r>
-      <w:r>
-        <w:t xml:space="preserve"> No comenzamos una nueva feature para completar el TP.</w:t>
-      </w:r>
-    </w:p>
-    <w:p>
-      <w:r>
-        <w:t>☑</w:t>
-      </w:r>
-      <w:r>
-        <w:t xml:space="preserve"> Diferenciamos MVP original y prototipo implementado.</w:t>
-      </w:r>
-    </w:p>
-    <w:p>
-      <w:r>
-        <w:t>☑</w:t>
-      </w:r>
-      <w:r>
-        <w:t xml:space="preserve"> Actualizamos el README.</w:t>
-      </w:r>
-    </w:p>
-    <w:p>
-      <w:r>
-        <w:t>☑</w:t>
-      </w:r>
-      <w:r>
-        <w:t xml:space="preserve"> Documentamos instalación y ejecución.</w:t>
-      </w:r>
-    </w:p>
-    <w:p>
-      <w:r>
-        <w:t>☑</w:t>
-      </w:r>
-      <w:r>
-        <w:t xml:space="preserve"> Representamos arquitectura/flujo.</w:t>
-      </w:r>
-    </w:p>
-    <w:p>
-      <w:r>
-        <w:t>☑</w:t>
-      </w:r>
-      <w:r>
-        <w:t xml:space="preserve"> Documentamos modelo de datos o persistencia.</w:t>
-      </w:r>
-    </w:p>
-    <w:p>
-      <w:r>
-        <w:t>☑</w:t>
-      </w:r>
-      <w:r>
-        <w:t xml:space="preserve"> Registramos estado de funcionalidades.</w:t>
-      </w:r>
-    </w:p>
-    <w:p>
-      <w:r>
-        <w:t>☑</w:t>
-      </w:r>
-      <w:r>
-        <w:t xml:space="preserve"> Incluimos pruebas y evidencias.</w:t>
-      </w:r>
-    </w:p>
-    <w:p>
-      <w:r>
-        <w:t>☑</w:t>
-      </w:r>
-      <w:r>
-        <w:t xml:space="preserve"> Registramos incidencias y pendientes.</w:t>
-      </w:r>
-    </w:p>
-    <w:p>
-      <w:r>
-        <w:t>☑</w:t>
-      </w:r>
-      <w:r>
-        <w:t xml:space="preserve"> Documentamos decisiones técnicas y uso de IA.</w:t>
-      </w:r>
-    </w:p>
-    <w:p>
-      <w:r>
-        <w:t>☑</w:t>
-      </w:r>
-      <w:r>
-        <w:t xml:space="preserve"> Registramos rama/commit o respaldo.</w:t>
-      </w:r>
-    </w:p>
-    <w:p>
-      <w:r>
-        <w:t>☑</w:t>
-      </w:r>
-      <w:r>
-        <w:t xml:space="preserve"> Preparamos guion de demo.</w:t>
-      </w:r>
-    </w:p>
-    <w:p>
-      <w:r>
-        <w:t>☑</w:t>
-      </w:r>
-      <w:r>
-        <w:t xml:space="preserve"> Definimos roles.</w:t>
-      </w:r>
-    </w:p>
-    <w:p>
-      <w:r>
-        <w:t>☑</w:t>
-      </w:r>
-      <w:r>
-        <w:t xml:space="preserve"> Preparamos datos ficticios.</w:t>
-      </w:r>
-    </w:p>
-    <w:p>
-      <w:r>
-        <w:t>☑</w:t>
-      </w:r>
-      <w:r>
-        <w:t xml:space="preserve"> Ensayamos el guion con cronómetro.</w:t>
-      </w:r>
-    </w:p>
-    <w:p>
-      <w:r>
-        <w:t>☑</w:t>
-      </w:r>
-      <w:r>
-        <w:t xml:space="preserve"> Definimos plan de contingencia.</w:t>
-      </w:r>
-    </w:p>
-    <w:p>
-      <w:r>
-        <w:t>☑</w:t>
-      </w:r>
-      <w:r>
-        <w:t xml:space="preserve"> Verificamos que no haya credenciales o datos sensibles.</w:t>
+        <w:t>☑ Usamos una versión real y estable del proyecto.</w:t>
+      </w:r>
+    </w:p>
+    <w:p>
+      <w:r>
+        <w:t>☑ No comenzamos una nueva feature para completar el TP.</w:t>
+      </w:r>
+    </w:p>
+    <w:p>
+      <w:r>
+        <w:t>☑ Diferenciamos MVP original y prototipo implementado.</w:t>
+      </w:r>
+    </w:p>
+    <w:p>
+      <w:r>
+        <w:t>☑ Actualizamos el README.</w:t>
+      </w:r>
+    </w:p>
+    <w:p>
+      <w:r>
+        <w:t>☑ Documentamos instalación y ejecución.</w:t>
+      </w:r>
+    </w:p>
+    <w:p>
+      <w:r>
+        <w:t>☑ Representamos arquitectura/flujo.</w:t>
+      </w:r>
+    </w:p>
+    <w:p>
+      <w:r>
+        <w:t>☑ Documentamos modelo de datos o persistencia.</w:t>
+      </w:r>
+    </w:p>
+    <w:p>
+      <w:r>
+        <w:t>☑ Registramos estado de funcionalidades.</w:t>
+      </w:r>
+    </w:p>
+    <w:p>
+      <w:r>
+        <w:t>☑ Incluimos pruebas y evidencias.</w:t>
+      </w:r>
+    </w:p>
+    <w:p>
+      <w:r>
+        <w:t>☑ Registramos incidencias y pendientes.</w:t>
+      </w:r>
+    </w:p>
+    <w:p>
+      <w:r>
+        <w:t>☑ Documentamos decisiones técnicas y uso de IA.</w:t>
+      </w:r>
+    </w:p>
+    <w:p>
+      <w:r>
+        <w:t>☑ Registramos rama/commit o respaldo.</w:t>
+      </w:r>
+    </w:p>
+    <w:p>
+      <w:r>
+        <w:t>☑ Preparamos guion de demo.</w:t>
+      </w:r>
+    </w:p>
+    <w:p>
+      <w:r>
+        <w:t>☑ Definimos roles.</w:t>
+      </w:r>
+    </w:p>
+    <w:p>
+      <w:r>
+        <w:t>☑ Preparamos datos ficticios.</w:t>
+      </w:r>
+    </w:p>
+    <w:p>
+      <w:r>
+        <w:t>☑ Ensayamos el guion con cronómetro.</w:t>
+      </w:r>
+    </w:p>
+    <w:p>
+      <w:r>
+        <w:t>☑ Definimos plan de contingencia.</w:t>
+      </w:r>
+    </w:p>
+    <w:p>
+      <w:r>
+        <w:t>☑ Verificamos que no haya credenciales o datos sensibles.</w:t>
       </w:r>
     </w:p>
     <w:p>
       <w:pPr>
         <w:pStyle w:val="Ttulo1"/>
       </w:pPr>
-      <w:bookmarkStart w:id="21" w:name="_Toc242478728"/>
+      <w:bookmarkStart w:id="21" w:name="_Toc242479312"/>
       <w:r>
         <w:t>T. Entrega</w:t>
       </w:r>
@@ -8336,7 +8246,7 @@
     </w:p>
     <w:p>
       <w:r>
-        <w:t>Se entrega esta carpeta técnica en PDF (A4, con índice y numeración) junto con la referencia al repositorio y la versión estable (main, commit 1d3be3c) y las evidencias E1–E6. Si durante la preparación de la demo se modifica código, se actualizarán también el commit de referencia, las pruebas y esta documentación.</w:t>
+        <w:t>Se entrega esta carpeta técnica en PDF (A4, con índice y numeración) junto con la referencia al repositorio y la versión estable (main, commit 1d3be3c) y las evidencias E1–E7. Si durante la preparación de la demo se modifica código, se actualizarán también el commit de referencia, las pruebas y esta documentación.</w:t>
       </w:r>
     </w:p>
     <w:p>

--- a/DOCUMENTACION SSD PROYECTO DE CARRERA/TP12_GRUPO_12.docx
+++ b/DOCUMENTACION SSD PROYECTO DE CARRERA/TP12_GRUPO_12.docx
@@ -1,5 +1,70 @@
 
-<file path=word/document.xml><?xml version="1.0" encoding="utf-8"?>
+<file path=customXml\item1.xml><?xml version="1.0" encoding="utf-8"?>
+<b:Sources xmlns:b="http://schemas.openxmlformats.org/officeDocument/2006/bibliography" xmlns="http://schemas.openxmlformats.org/officeDocument/2006/bibliography" SelectedStyle="/APA.XSL" StyleName="APA"/>
+</file>
+
+<file path=customXml\itemProps1.xml><?xml version="1.0" encoding="utf-8"?>
+<ds:datastoreItem xmlns:ds="http://schemas.openxmlformats.org/officeDocument/2006/customXml" ds:itemID="{EF278816-EC6F-A645-907D-7F25AECB1D4A}">
+  <ds:schemaRefs>
+    <ds:schemaRef ds:uri="http://schemas.openxmlformats.org/officeDocument/2006/bibliography"/>
+  </ds:schemaRefs>
+</ds:datastoreItem>
+</file>
+
+<file path=docProps\app.xml><?xml version="1.0" encoding="utf-8"?>
+<Properties xmlns="http://schemas.openxmlformats.org/officeDocument/2006/extended-properties" xmlns:vt="http://schemas.openxmlformats.org/officeDocument/2006/docPropsVTypes">
+  <Template>Normal.dotm</Template>
+  <TotalTime>0</TotalTime>
+  <Pages>22</Pages>
+  <Words>4816</Words>
+  <Characters>26489</Characters>
+  <Application>Microsoft Office Word</Application>
+  <DocSecurity>0</DocSecurity>
+  <Lines>220</Lines>
+  <Paragraphs>62</Paragraphs>
+  <ScaleCrop>false</ScaleCrop>
+  <HeadingPairs>
+    <vt:vector size="2" baseType="variant">
+      <vt:variant>
+        <vt:lpstr>Title</vt:lpstr>
+      </vt:variant>
+      <vt:variant>
+        <vt:i4>1</vt:i4>
+      </vt:variant>
+    </vt:vector>
+  </HeadingPairs>
+  <TitlesOfParts>
+    <vt:vector size="1" baseType="lpstr">
+      <vt:lpstr/>
+    </vt:vector>
+  </TitlesOfParts>
+  <Manager/>
+  <Company/>
+  <LinksUpToDate>false</LinksUpToDate>
+  <CharactersWithSpaces>31243</CharactersWithSpaces>
+  <SharedDoc>false</SharedDoc>
+  <HyperlinkBase/>
+  <HyperlinksChanged>false</HyperlinksChanged>
+  <AppVersion>16.0000</AppVersion>
+</Properties>
+</file>
+
+<file path=docProps\core.xml><?xml version="1.0" encoding="utf-8"?>
+<cp:coreProperties xmlns:cp="http://schemas.openxmlformats.org/package/2006/metadata/core-properties" xmlns:dc="http://purl.org/dc/elements/1.1/" xmlns:dcterms="http://purl.org/dc/terms/" xmlns:dcmitype="http://purl.org/dc/dcmitype/" xmlns:xsi="http://www.w3.org/2001/XMLSchema-instance">
+  <dc:title/>
+  <dc:subject/>
+  <dc:creator>python-docx</dc:creator>
+  <cp:keywords/>
+  <dc:description>generated by python-docx</dc:description>
+  <cp:lastModifiedBy>Juan Ignacio</cp:lastModifiedBy>
+  <cp:revision>3</cp:revision>
+  <dcterms:created xsi:type="dcterms:W3CDTF">2013-12-23T23:15:00Z</dcterms:created>
+  <dcterms:modified xsi:type="dcterms:W3CDTF">2026-10-10T02:01:00Z</dcterms:modified>
+  <cp:category/>
+</cp:coreProperties>
+</file>
+
+<file path=word\document.xml><?xml version="1.0" encoding="utf-8"?>
 <w:document xmlns:wpc="http://schemas.microsoft.com/office/word/2010/wordprocessingCanvas" xmlns:cx="http://schemas.microsoft.com/office/drawing/2014/chartex" xmlns:cx1="http://schemas.microsoft.com/office/drawing/2015/9/8/chartex" xmlns:cx2="http://schemas.microsoft.com/office/drawing/2015/10/21/chartex" xmlns:cx3="http://schemas.microsoft.com/office/drawing/2016/5/9/chartex" xmlns:cx4="http://schemas.microsoft.com/office/drawing/2016/5/10/chartex" xmlns:cx5="http://schemas.microsoft.com/office/drawing/2016/5/11/chartex" xmlns:cx6="http://schemas.microsoft.com/office/drawing/2016/5/12/chartex" xmlns:cx7="http://schemas.microsoft.com/office/drawing/2016/5/13/chartex" xmlns:cx8="http://schemas.microsoft.com/office/drawing/2016/5/14/chartex" xmlns:mc="http://schemas.openxmlformats.org/markup-compatibility/2006" xmlns:aink="http://schemas.microsoft.com/office/drawing/2016/ink" xmlns:am3d="http://schemas.microsoft.com/office/drawing/2017/model3d" xmlns:o="urn:schemas-microsoft-com:office:office" xmlns:oel="http://schemas.microsoft.com/office/2019/extlst" xmlns:r="http://schemas.openxmlformats.org/officeDocument/2006/relationships" xmlns:m="http://schemas.openxmlformats.org/officeDocument/2006/math" xmlns:v="urn:schemas-microsoft-com:vml" xmlns:wp14="http://schemas.microsoft.com/office/word/2010/wordprocessingDrawing" xmlns:wp="http://schemas.openxmlformats.org/drawingml/2006/wordprocessingDrawing" xmlns:w10="urn:schemas-microsoft-com:office:word" xmlns:w="http://schemas.openxmlformats.org/wordprocessingml/2006/main" xmlns:w14="http://schemas.microsoft.com/office/word/2010/wordml" xmlns:w15="http://schemas.microsoft.com/office/word/2012/wordml" xmlns:w16cex="http://schemas.microsoft.com/office/word/2018/wordml/cex" xmlns:w16cid="http://schemas.microsoft.com/office/word/2016/wordml/cid" xmlns:w16="http://schemas.microsoft.com/office/word/2018/wordml" xmlns:w16du="http://schemas.microsoft.com/office/word/2023/wordml/word16du" xmlns:w16sdtdh="http://schemas.microsoft.com/office/word/2020/wordml/sdtdatahash" xmlns:w16sdtfl="http://schemas.microsoft.com/office/word/2024/wordml/sdtformatlock" xmlns:w16se="http://schemas.microsoft.com/office/word/2015/wordml/symex" xmlns:wpg="http://schemas.microsoft.com/office/word/2010/wordprocessingGroup" xmlns:wpi="http://schemas.microsoft.com/office/word/2010/wordprocessingInk" xmlns:wne="http://schemas.microsoft.com/office/word/2006/wordml" xmlns:wps="http://schemas.microsoft.com/office/word/2010/wordprocessingShape" mc:Ignorable="w14 w15 w16se w16cid w16 w16cex w16sdtdh w16sdtfl w16du wp14">
   <w:body>
     <w:p>
@@ -1766,7 +1831,7 @@
         <w:t xml:space="preserve">Rama / commit / versión de referencia: </w:t>
       </w:r>
       <w:r>
-        <w:t>Rama main · Commit 1d3be3cc4f3dc7af54e2f7d9521138d3df0ada1d</w:t>
+        <w:t>Rama main · Commit 0f3928dc4f3dc7af54e2f7d9521138d3df0ada1d</w:t>
       </w:r>
     </w:p>
     <w:p>
@@ -1964,7 +2029,7 @@
     </w:p>
     <w:p>
       <w:r>
-        <w:t>Todas las funcionalidades del MVP están implementadas y validadas EXCEPTO el formulario de solicitud de presupuesto. Además se incorporaron, por fuera del MVP (Fase 2): recuperación de contraseña con token, verificación de identidad (DNI), panel de apariencia del sitio, gestión de zonas de cobertura y barra de categorías sticky.</w:t>
+        <w:t>Todas las funcionalidades del MVP están implementadas y validadas incluyendo el formulario de solicitud de presupuesto (INC-01 resuelto, oct 2026). Además se incorporaron, por fuera del MVP (Fase 2): recuperación de contraseña con token, verificación de identidad (DNI), panel de apariencia del sitio, gestión de zonas de cobertura y barra de categorías sticky.</w:t>
       </w:r>
     </w:p>
     <w:p>
@@ -2021,7 +2086,7 @@
         <w:t xml:space="preserve">Commit / tag / versión: </w:t>
       </w:r>
       <w:r>
-        <w:t>1d3be3cc4f3dc7af54e2f7d9521138d3df0ada1d</w:t>
+        <w:t>0f3928dc4f3dc7af54e2f7d9521138d3df0ada1d</w:t>
       </w:r>
     </w:p>
     <w:p>
@@ -3213,6 +3278,21 @@
       </w:r>
     </w:p>
     <w:p>
+      <w:r>
+        <w:rPr>
+          <w:b/>
+        </w:rPr>
+        <w:t xml:space="preserve">Flujo de solicitud de presupuesto (cliente → profesional): </w:t>
+      </w:r>
+      <w:r>
+        <w:rPr>
+          <w:rFonts w:ascii="Consolas" w:hAnsi="Consolas"/>
+          <w:sz w:val="18"/>
+        </w:rPr>
+        <w:t xml:space="preserve">Cliente (navegador) → perfil.php (formulario de contacto) → POST solicitar-presupuesto.php → validación PHP + PDO INSERT solicitudes_presupuesto + PHPMailer notifica al profesional por email → dashboard.php (profesional consulta solicitudes recibidas, con indicador de no leídas y acciones de respuesta)</w:t>
+      </w:r>
+    </w:p>
+    <w:p>
       <w:pPr>
         <w:pStyle w:val="Ttulo1"/>
       </w:pPr>
@@ -3742,6 +3822,56 @@
         <w:t>MariaDB</w:t>
       </w:r>
     </w:p>
+    <w:p>
+      <w:r>
+        <w:rPr>
+          <w:b/>
+        </w:rPr>
+        <w:t>Componente 11: solicitar-presupuesto.php / dashboard.php (sección solicitudes)</w:t>
+      </w:r>
+    </w:p>
+    <w:p>
+      <w:pPr>
+        <w:ind w:left="340"/>
+      </w:pPr>
+      <w:r>
+        <w:rPr>
+          <w:b/>
+        </w:rPr>
+        <w:t xml:space="preserve">Tipo/capa: </w:t>
+      </w:r>
+      <w:r>
+        <w:t>Frontend / controlador</w:t>
+      </w:r>
+    </w:p>
+    <w:p>
+      <w:pPr>
+        <w:ind w:left="340"/>
+      </w:pPr>
+      <w:r>
+        <w:rPr>
+          <w:b/>
+        </w:rPr>
+        <w:t xml:space="preserve">Responsabilidad: </w:t>
+      </w:r>
+      <w:r>
+        <w:t>Recibe y valida la solicitud de presupuesto del cliente, la persiste en solicitudes_presupuesto y notifica al profesional por email; el dashboard permite consultar, filtrar y eliminar solicitudes recibidas</w:t>
+      </w:r>
+    </w:p>
+    <w:p>
+      <w:pPr>
+        <w:ind w:left="340"/>
+      </w:pPr>
+      <w:r>
+        <w:rPr>
+          <w:b/>
+        </w:rPr>
+        <w:t xml:space="preserve">Tecnología/dependencia: </w:t>
+      </w:r>
+      <w:r>
+        <w:t>PHP 8, PDO, PHPMailer</w:t>
+      </w:r>
+    </w:p>
     <w:p/>
     <w:p>
       <w:pPr>
@@ -4126,6 +4256,56 @@
         <w:t>clave única</w:t>
       </w:r>
     </w:p>
+    <w:p>
+      <w:r>
+        <w:rPr>
+          <w:b/>
+        </w:rPr>
+        <w:t>Tabla / entidad 8: solicitudes_presupuesto</w:t>
+      </w:r>
+    </w:p>
+    <w:p>
+      <w:pPr>
+        <w:ind w:left="340"/>
+      </w:pPr>
+      <w:r>
+        <w:rPr>
+          <w:b/>
+        </w:rPr>
+        <w:t xml:space="preserve">Propósito: </w:t>
+      </w:r>
+      <w:r>
+        <w:t>Solicitudes de presupuesto enviadas por clientes a un profesional específico</w:t>
+      </w:r>
+    </w:p>
+    <w:p>
+      <w:pPr>
+        <w:ind w:left="340"/>
+      </w:pPr>
+      <w:r>
+        <w:rPr>
+          <w:b/>
+        </w:rPr>
+        <w:t xml:space="preserve">Datos relevantes: </w:t>
+      </w:r>
+      <w:r>
+        <w:t>id, profesional_id, nombre_cliente, telefono_cliente, email_cliente, modalidad (ENUM presencial/digital), zona_servicio, descripcion (TEXT), leida (TINYINT), fecha (DATETIME)</w:t>
+      </w:r>
+    </w:p>
+    <w:p>
+      <w:pPr>
+        <w:ind w:left="340"/>
+      </w:pPr>
+      <w:r>
+        <w:rPr>
+          <w:b/>
+        </w:rPr>
+        <w:t xml:space="preserve">Claves / relaciones / restricciones: </w:t>
+      </w:r>
+      <w:r>
+        <w:t>FK profesional_id → profesionales (ON DELETE CASCADE); índice idx_profesional; charset utf8mb4</w:t>
+      </w:r>
+    </w:p>
     <w:p/>
     <w:p>
       <w:r>
@@ -4218,7 +4398,7 @@
         <w:t xml:space="preserve">URL o ubicación del repositorio: </w:t>
       </w:r>
       <w:r>
-        <w:t>Repositorio local Git en C:\xampp\htdocs\oficiored (rama main, commit 1d3be3c). Desplegado en InfinityFree</w:t>
+        <w:t>Repositorio local Git en C:\xampp\htdocs\oficiored (rama main, commit 0f3928d). Desplegado en InfinityFree</w:t>
       </w:r>
     </w:p>
     <w:p>
@@ -4328,7 +4508,7 @@
         <w:t xml:space="preserve">Paso 4 – Preparar base de datos: </w:t>
       </w:r>
       <w:r>
-        <w:t>Crear la BD 'oficiored' e importar en orden: oficiored_v1.sql, v2_fase1_*.sql, v2_fase2_*.sql, v2_fase3_zonas.sql, v3_configuracion_sitio.sql (y opcional datos_prueba.sql).</w:t>
+        <w:t>Crear la BD 'oficiored' e importar en orden: oficiored_v1.sql, v2_fase1_*.sql, v2_fase2_*.sql, v2_fase3_zonas.sql, v3_configuracion_sitio.sql, v4_solicitudes_presupuesto.sql (y opcional datos_prueba.sql).</w:t>
       </w:r>
     </w:p>
     <w:p>
@@ -5539,6 +5719,198 @@
         <w:t>—</w:t>
       </w:r>
     </w:p>
+    <w:p>
+      <w:r>
+        <w:rPr>
+          <w:b/>
+        </w:rPr>
+        <w:t>Caso PF-13: Válido (solicitud de presupuesto con datos correctos)</w:t>
+      </w:r>
+    </w:p>
+    <w:p>
+      <w:pPr>
+        <w:ind w:left="340"/>
+      </w:pPr>
+      <w:r>
+        <w:rPr>
+          <w:b/>
+        </w:rPr>
+        <w:t xml:space="preserve">Resultado esperado: </w:t>
+      </w:r>
+      <w:r>
+        <w:t>Solicitud guardada en solicitudes_presupuesto y mensaje de confirmación al cliente</w:t>
+      </w:r>
+    </w:p>
+    <w:p>
+      <w:pPr>
+        <w:ind w:left="340"/>
+      </w:pPr>
+      <w:r>
+        <w:rPr>
+          <w:b/>
+        </w:rPr>
+        <w:t xml:space="preserve">Resultado obtenido: </w:t>
+      </w:r>
+      <w:r>
+        <w:t>Registro persistido correctamente; email enviado al profesional; mensaje de éxito mostrado al cliente</w:t>
+      </w:r>
+    </w:p>
+    <w:p>
+      <w:pPr>
+        <w:ind w:left="340"/>
+      </w:pPr>
+      <w:r>
+        <w:rPr>
+          <w:b/>
+        </w:rPr>
+        <w:t xml:space="preserve">Estado: </w:t>
+      </w:r>
+      <w:r>
+        <w:t>Cumple</w:t>
+      </w:r>
+    </w:p>
+    <w:p>
+      <w:pPr>
+        <w:ind w:left="340"/>
+      </w:pPr>
+      <w:r>
+        <w:rPr>
+          <w:b/>
+        </w:rPr>
+        <w:t xml:space="preserve">Evidencia: </w:t>
+      </w:r>
+      <w:r>
+        <w:t>E7</w:t>
+      </w:r>
+    </w:p>
+    <w:p>
+      <w:r>
+        <w:rPr>
+          <w:b/>
+        </w:rPr>
+        <w:t>Caso PF-14: Inválido (datos faltantes o incorrectos en el formulario de presupuesto)</w:t>
+      </w:r>
+    </w:p>
+    <w:p>
+      <w:pPr>
+        <w:ind w:left="340"/>
+      </w:pPr>
+      <w:r>
+        <w:rPr>
+          <w:b/>
+        </w:rPr>
+        <w:t xml:space="preserve">Resultado esperado: </w:t>
+      </w:r>
+      <w:r>
+        <w:t>Rechazo con mensaje de error; sin inserción en la base de datos</w:t>
+      </w:r>
+    </w:p>
+    <w:p>
+      <w:pPr>
+        <w:ind w:left="340"/>
+      </w:pPr>
+      <w:r>
+        <w:rPr>
+          <w:b/>
+        </w:rPr>
+        <w:t xml:space="preserve">Resultado obtenido: </w:t>
+      </w:r>
+      <w:r>
+        <w:t>Validación PHP rechaza el envío; redirige a perfil.php con mensaje de error en sesión; no se genera ningún registro</w:t>
+      </w:r>
+    </w:p>
+    <w:p>
+      <w:pPr>
+        <w:ind w:left="340"/>
+      </w:pPr>
+      <w:r>
+        <w:rPr>
+          <w:b/>
+        </w:rPr>
+        <w:t xml:space="preserve">Estado: </w:t>
+      </w:r>
+      <w:r>
+        <w:t>Cumple</w:t>
+      </w:r>
+    </w:p>
+    <w:p>
+      <w:pPr>
+        <w:ind w:left="340"/>
+      </w:pPr>
+      <w:r>
+        <w:rPr>
+          <w:b/>
+        </w:rPr>
+        <w:t xml:space="preserve">Evidencia: </w:t>
+      </w:r>
+      <w:r>
+        <w:t>—</w:t>
+      </w:r>
+    </w:p>
+    <w:p>
+      <w:r>
+        <w:rPr>
+          <w:b/>
+        </w:rPr>
+        <w:t>Caso PF-15: Alternativo (consulta de solicitudes recibidas por profesional autenticado)</w:t>
+      </w:r>
+    </w:p>
+    <w:p>
+      <w:pPr>
+        <w:ind w:left="340"/>
+      </w:pPr>
+      <w:r>
+        <w:rPr>
+          <w:b/>
+        </w:rPr>
+        <w:t xml:space="preserve">Resultado esperado: </w:t>
+      </w:r>
+      <w:r>
+        <w:t>El profesional ve en su dashboard el listado de solicitudes recibidas con indicador de no leídas y acciones de gestión</w:t>
+      </w:r>
+    </w:p>
+    <w:p>
+      <w:pPr>
+        <w:ind w:left="340"/>
+      </w:pPr>
+      <w:r>
+        <w:rPr>
+          <w:b/>
+        </w:rPr>
+        <w:t xml:space="preserve">Resultado obtenido: </w:t>
+      </w:r>
+      <w:r>
+        <w:t>Panel de solicitudes visible en dashboard.php con filtros por estado (todas/nuevas) y opción de eliminación</w:t>
+      </w:r>
+    </w:p>
+    <w:p>
+      <w:pPr>
+        <w:ind w:left="340"/>
+      </w:pPr>
+      <w:r>
+        <w:rPr>
+          <w:b/>
+        </w:rPr>
+        <w:t xml:space="preserve">Estado: </w:t>
+      </w:r>
+      <w:r>
+        <w:t>Cumple</w:t>
+      </w:r>
+    </w:p>
+    <w:p>
+      <w:pPr>
+        <w:ind w:left="340"/>
+      </w:pPr>
+      <w:r>
+        <w:rPr>
+          <w:b/>
+        </w:rPr>
+        <w:t xml:space="preserve">Evidencia: </w:t>
+      </w:r>
+      <w:r>
+        <w:t>—</w:t>
+      </w:r>
+    </w:p>
     <w:p/>
     <w:p>
       <w:pPr>
@@ -5626,7 +5998,7 @@
         <w:t xml:space="preserve">Próxima acción: </w:t>
       </w:r>
       <w:r>
-        <w:t>Implementar antes del coloquio</w:t>
+        <w:t>Validado e integrado. No requiere nueva implementación.</w:t>
       </w:r>
     </w:p>
     <w:p/>
@@ -7006,7 +7378,7 @@
         <w:t xml:space="preserve">Versión que se demostrará: </w:t>
       </w:r>
       <w:r>
-        <w:t>Rama main, commit 1d3be3c</w:t>
+        <w:t>Rama main, commit 0f3928d</w:t>
       </w:r>
     </w:p>
     <w:p>
@@ -7158,7 +7530,7 @@
         <w:t xml:space="preserve">Qué se dice: </w:t>
       </w:r>
       <w:r>
-        <w:t>Stack PHP 8, MariaDB, PDO, sin framework. Versión main 1d3be3c. Alcance: 3 flujos (cliente, profesional, admin).</w:t>
+        <w:t>Stack PHP 8, MariaDB, PDO, sin framework. Versión main 0f3928d. Alcance: 3 flujos (cliente, profesional, admin).</w:t>
       </w:r>
     </w:p>
     <w:p>
@@ -7410,7 +7782,7 @@
     </w:p>
     <w:p>
       <w:r>
-        <w:t>☑ La versión de demo está respaldada (commit 1d3be3c en main).</w:t>
+        <w:t>☑ La versión de demo está respaldada (commit 0f3928d en main).</w:t>
       </w:r>
     </w:p>
     <w:p>
@@ -7957,10 +8329,10 @@
         <w:rPr>
           <w:b/>
         </w:rPr>
-        <w:t xml:space="preserve">E6 (cont.) – Qué muestra: </w:t>
-      </w:r>
-      <w:r>
-        <w:t>Previsualización del hero con imagen de fondo y control de oscuridad y encuadre.</w:t>
+        <w:t xml:space="preserve">E7 – Qué muestra:</w:t>
+      </w:r>
+      <w:r>
+        <w:t>Formulario de solicitud de presupuesto con campos nombre, teléfono/WhatsApp, email, modalidad, zona y descripción del trabajo requerido.</w:t>
       </w:r>
     </w:p>
     <w:p>
@@ -8028,7 +8400,7 @@
           <w:i/>
           <w:sz w:val="17"/>
         </w:rPr>
-        <w:t>Figura E6 (cont.). Previsualización del hero con imagen de fondo y control de oscuridad y encuadre.</w:t>
+        <w:t>Figura E7. Formulario de solicitud de presupuesto: campos de contacto y descripción del trabajo.</w:t>
       </w:r>
     </w:p>
     <w:p/>
@@ -8246,7 +8618,7 @@
     </w:p>
     <w:p>
       <w:r>
-        <w:t>Se entrega esta carpeta técnica en PDF (A4, con índice y numeración) junto con la referencia al repositorio y la versión estable (main, commit 1d3be3c) y las evidencias E1–E7. Si durante la preparación de la demo se modifica código, se actualizarán también el commit de referencia, las pruebas y esta documentación.</w:t>
+        <w:t>Se entrega esta carpeta técnica en PDF (A4, con índice y numeración) junto con la referencia al repositorio y la versión estable (main, commit 0f3928d) y las evidencias E1–E7. Si durante la preparación de la demo se modifica código, se actualizarán también el commit de referencia, las pruebas y esta documentación.</w:t>
       </w:r>
     </w:p>
     <w:p>
@@ -8277,7 +8649,7 @@
 </w:document>
 </file>
 
-<file path=word/endnotes.xml><?xml version="1.0" encoding="utf-8"?>
+<file path=word\endnotes.xml><?xml version="1.0" encoding="utf-8"?>
 <w:endnotes xmlns:wpc="http://schemas.microsoft.com/office/word/2010/wordprocessingCanvas" xmlns:cx="http://schemas.microsoft.com/office/drawing/2014/chartex" xmlns:cx1="http://schemas.microsoft.com/office/drawing/2015/9/8/chartex" xmlns:cx2="http://schemas.microsoft.com/office/drawing/2015/10/21/chartex" xmlns:cx3="http://schemas.microsoft.com/office/drawing/2016/5/9/chartex" xmlns:cx4="http://schemas.microsoft.com/office/drawing/2016/5/10/chartex" xmlns:cx5="http://schemas.microsoft.com/office/drawing/2016/5/11/chartex" xmlns:cx6="http://schemas.microsoft.com/office/drawing/2016/5/12/chartex" xmlns:cx7="http://schemas.microsoft.com/office/drawing/2016/5/13/chartex" xmlns:cx8="http://schemas.microsoft.com/office/drawing/2016/5/14/chartex" xmlns:mc="http://schemas.openxmlformats.org/markup-compatibility/2006" xmlns:aink="http://schemas.microsoft.com/office/drawing/2016/ink" xmlns:am3d="http://schemas.microsoft.com/office/drawing/2017/model3d" xmlns:o="urn:schemas-microsoft-com:office:office" xmlns:oel="http://schemas.microsoft.com/office/2019/extlst" xmlns:r="http://schemas.openxmlformats.org/officeDocument/2006/relationships" xmlns:m="http://schemas.openxmlformats.org/officeDocument/2006/math" xmlns:v="urn:schemas-microsoft-com:vml" xmlns:wp14="http://schemas.microsoft.com/office/word/2010/wordprocessingDrawing" xmlns:wp="http://schemas.openxmlformats.org/drawingml/2006/wordprocessingDrawing" xmlns:w10="urn:schemas-microsoft-com:office:word" xmlns:w="http://schemas.openxmlformats.org/wordprocessingml/2006/main" xmlns:w14="http://schemas.microsoft.com/office/word/2010/wordml" xmlns:w15="http://schemas.microsoft.com/office/word/2012/wordml" xmlns:w16cex="http://schemas.microsoft.com/office/word/2018/wordml/cex" xmlns:w16cid="http://schemas.microsoft.com/office/word/2016/wordml/cid" xmlns:w16="http://schemas.microsoft.com/office/word/2018/wordml" xmlns:w16du="http://schemas.microsoft.com/office/word/2023/wordml/word16du" xmlns:w16sdtdh="http://schemas.microsoft.com/office/word/2020/wordml/sdtdatahash" xmlns:w16sdtfl="http://schemas.microsoft.com/office/word/2024/wordml/sdtformatlock" xmlns:w16se="http://schemas.microsoft.com/office/word/2015/wordml/symex" xmlns:wpg="http://schemas.microsoft.com/office/word/2010/wordprocessingGroup" xmlns:wpi="http://schemas.microsoft.com/office/word/2010/wordprocessingInk" xmlns:wne="http://schemas.microsoft.com/office/word/2006/wordml" xmlns:wps="http://schemas.microsoft.com/office/word/2010/wordprocessingShape" mc:Ignorable="w14 w15 w16se w16cid w16 w16cex w16sdtdh w16sdtfl w16du wp14">
   <w:endnote w:type="separator" w:id="-1">
     <w:p>
@@ -8302,7 +8674,69 @@
 </w:endnotes>
 </file>
 
-<file path=word/footer1.xml><?xml version="1.0" encoding="utf-8"?>
+<file path=word\fontTable.xml><?xml version="1.0" encoding="utf-8"?>
+<w:fonts xmlns:mc="http://schemas.openxmlformats.org/markup-compatibility/2006" xmlns:r="http://schemas.openxmlformats.org/officeDocument/2006/relationships" xmlns:w="http://schemas.openxmlformats.org/wordprocessingml/2006/main" xmlns:w14="http://schemas.microsoft.com/office/word/2010/wordml" xmlns:w15="http://schemas.microsoft.com/office/word/2012/wordml" xmlns:w16cex="http://schemas.microsoft.com/office/word/2018/wordml/cex" xmlns:w16cid="http://schemas.microsoft.com/office/word/2016/wordml/cid" xmlns:w16="http://schemas.microsoft.com/office/word/2018/wordml" xmlns:w16du="http://schemas.microsoft.com/office/word/2023/wordml/word16du" xmlns:w16sdtdh="http://schemas.microsoft.com/office/word/2020/wordml/sdtdatahash" xmlns:w16sdtfl="http://schemas.microsoft.com/office/word/2024/wordml/sdtformatlock" xmlns:w16se="http://schemas.microsoft.com/office/word/2015/wordml/symex" mc:Ignorable="w14 w15 w16se w16cid w16 w16cex w16sdtdh w16sdtfl w16du">
+  <w:font w:name="Symbol">
+    <w:panose1 w:val="05050102010706020507"/>
+    <w:charset w:val="02"/>
+    <w:family w:val="roman"/>
+    <w:pitch w:val="variable"/>
+    <w:sig w:usb0="00000000" w:usb1="10000000" w:usb2="00000000" w:usb3="00000000" w:csb0="80000000" w:csb1="00000000"/>
+  </w:font>
+  <w:font w:name="Times New Roman">
+    <w:panose1 w:val="02020603050405020304"/>
+    <w:charset w:val="00"/>
+    <w:family w:val="roman"/>
+    <w:pitch w:val="variable"/>
+    <w:sig w:usb0="E0002EFF" w:usb1="C000785B" w:usb2="00000009" w:usb3="00000000" w:csb0="000001FF" w:csb1="00000000"/>
+  </w:font>
+  <w:font w:name="Cambria">
+    <w:panose1 w:val="02040503050406030204"/>
+    <w:charset w:val="00"/>
+    <w:family w:val="roman"/>
+    <w:pitch w:val="variable"/>
+    <w:sig w:usb0="E00006FF" w:usb1="420024FF" w:usb2="02000000" w:usb3="00000000" w:csb0="0000019F" w:csb1="00000000"/>
+  </w:font>
+  <w:font w:name="MS Mincho">
+    <w:panose1 w:val="02020609040205080304"/>
+    <w:charset w:val="80"/>
+    <w:family w:val="modern"/>
+    <w:pitch w:val="fixed"/>
+    <w:sig w:usb0="E00002FF" w:usb1="6AC7FDFB" w:usb2="08000012" w:usb3="00000000" w:csb0="0002009F" w:csb1="00000000"/>
+  </w:font>
+  <w:font w:name="Calibri">
+    <w:panose1 w:val="020F0502020204030204"/>
+    <w:charset w:val="00"/>
+    <w:family w:val="swiss"/>
+    <w:pitch w:val="variable"/>
+    <w:sig w:usb0="E4002EFF" w:usb1="C000247B" w:usb2="00000009" w:usb3="00000000" w:csb0="000001FF" w:csb1="00000000"/>
+  </w:font>
+  <w:font w:name="MS Gothic">
+    <w:altName w:val="ＭＳ ゴシック"/>
+    <w:panose1 w:val="020B0609070205080204"/>
+    <w:charset w:val="80"/>
+    <w:family w:val="modern"/>
+    <w:pitch w:val="fixed"/>
+    <w:sig w:usb0="E00002FF" w:usb1="6AC7FDFB" w:usb2="08000012" w:usb3="00000000" w:csb0="0002009F" w:csb1="00000000"/>
+  </w:font>
+  <w:font w:name="Courier">
+    <w:panose1 w:val="02070409020205020404"/>
+    <w:charset w:val="00"/>
+    <w:family w:val="auto"/>
+    <w:pitch w:val="variable"/>
+    <w:sig w:usb0="00000003" w:usb1="00000000" w:usb2="00000000" w:usb3="00000000" w:csb0="00000001" w:csb1="00000000"/>
+  </w:font>
+  <w:font w:name="Consolas">
+    <w:panose1 w:val="020B0609020204030204"/>
+    <w:charset w:val="00"/>
+    <w:family w:val="modern"/>
+    <w:pitch w:val="fixed"/>
+    <w:sig w:usb0="E00006FF" w:usb1="0000FCFF" w:usb2="00000001" w:usb3="00000000" w:csb0="0000019F" w:csb1="00000000"/>
+  </w:font>
+</w:fonts>
+</file>
+
+<file path=word\footer1.xml><?xml version="1.0" encoding="utf-8"?>
 <w:ftr xmlns:wpc="http://schemas.microsoft.com/office/word/2010/wordprocessingCanvas" xmlns:cx="http://schemas.microsoft.com/office/drawing/2014/chartex" xmlns:cx1="http://schemas.microsoft.com/office/drawing/2015/9/8/chartex" xmlns:cx2="http://schemas.microsoft.com/office/drawing/2015/10/21/chartex" xmlns:cx3="http://schemas.microsoft.com/office/drawing/2016/5/9/chartex" xmlns:cx4="http://schemas.microsoft.com/office/drawing/2016/5/10/chartex" xmlns:cx5="http://schemas.microsoft.com/office/drawing/2016/5/11/chartex" xmlns:cx6="http://schemas.microsoft.com/office/drawing/2016/5/12/chartex" xmlns:cx7="http://schemas.microsoft.com/office/drawing/2016/5/13/chartex" xmlns:cx8="http://schemas.microsoft.com/office/drawing/2016/5/14/chartex" xmlns:mc="http://schemas.openxmlformats.org/markup-compatibility/2006" xmlns:aink="http://schemas.microsoft.com/office/drawing/2016/ink" xmlns:am3d="http://schemas.microsoft.com/office/drawing/2017/model3d" xmlns:o="urn:schemas-microsoft-com:office:office" xmlns:oel="http://schemas.microsoft.com/office/2019/extlst" xmlns:r="http://schemas.openxmlformats.org/officeDocument/2006/relationships" xmlns:m="http://schemas.openxmlformats.org/officeDocument/2006/math" xmlns:v="urn:schemas-microsoft-com:vml" xmlns:wp14="http://schemas.microsoft.com/office/word/2010/wordprocessingDrawing" xmlns:wp="http://schemas.openxmlformats.org/drawingml/2006/wordprocessingDrawing" xmlns:w10="urn:schemas-microsoft-com:office:word" xmlns:w="http://schemas.openxmlformats.org/wordprocessingml/2006/main" xmlns:w14="http://schemas.microsoft.com/office/word/2010/wordml" xmlns:w15="http://schemas.microsoft.com/office/word/2012/wordml" xmlns:w16cex="http://schemas.microsoft.com/office/word/2018/wordml/cex" xmlns:w16cid="http://schemas.microsoft.com/office/word/2016/wordml/cid" xmlns:w16="http://schemas.microsoft.com/office/word/2018/wordml" xmlns:w16du="http://schemas.microsoft.com/office/word/2023/wordml/word16du" xmlns:w16sdtdh="http://schemas.microsoft.com/office/word/2020/wordml/sdtdatahash" xmlns:w16sdtfl="http://schemas.microsoft.com/office/word/2024/wordml/sdtformatlock" xmlns:w16se="http://schemas.microsoft.com/office/word/2015/wordml/symex" xmlns:wpg="http://schemas.microsoft.com/office/word/2010/wordprocessingGroup" xmlns:wpi="http://schemas.microsoft.com/office/word/2010/wordprocessingInk" xmlns:wne="http://schemas.microsoft.com/office/word/2006/wordml" xmlns:wps="http://schemas.microsoft.com/office/word/2010/wordprocessingShape" mc:Ignorable="w14 w15 w16se w16cid w16 w16cex w16sdtdh w16sdtfl w16du wp14">
   <w:p>
     <w:pPr>
@@ -8394,7 +8828,7 @@
 </w:ftr>
 </file>
 
-<file path=word/footnotes.xml><?xml version="1.0" encoding="utf-8"?>
+<file path=word\footnotes.xml><?xml version="1.0" encoding="utf-8"?>
 <w:footnotes xmlns:wpc="http://schemas.microsoft.com/office/word/2010/wordprocessingCanvas" xmlns:cx="http://schemas.microsoft.com/office/drawing/2014/chartex" xmlns:cx1="http://schemas.microsoft.com/office/drawing/2015/9/8/chartex" xmlns:cx2="http://schemas.microsoft.com/office/drawing/2015/10/21/chartex" xmlns:cx3="http://schemas.microsoft.com/office/drawing/2016/5/9/chartex" xmlns:cx4="http://schemas.microsoft.com/office/drawing/2016/5/10/chartex" xmlns:cx5="http://schemas.microsoft.com/office/drawing/2016/5/11/chartex" xmlns:cx6="http://schemas.microsoft.com/office/drawing/2016/5/12/chartex" xmlns:cx7="http://schemas.microsoft.com/office/drawing/2016/5/13/chartex" xmlns:cx8="http://schemas.microsoft.com/office/drawing/2016/5/14/chartex" xmlns:mc="http://schemas.openxmlformats.org/markup-compatibility/2006" xmlns:aink="http://schemas.microsoft.com/office/drawing/2016/ink" xmlns:am3d="http://schemas.microsoft.com/office/drawing/2017/model3d" xmlns:o="urn:schemas-microsoft-com:office:office" xmlns:oel="http://schemas.microsoft.com/office/2019/extlst" xmlns:r="http://schemas.openxmlformats.org/officeDocument/2006/relationships" xmlns:m="http://schemas.openxmlformats.org/officeDocument/2006/math" xmlns:v="urn:schemas-microsoft-com:vml" xmlns:wp14="http://schemas.microsoft.com/office/word/2010/wordprocessingDrawing" xmlns:wp="http://schemas.openxmlformats.org/drawingml/2006/wordprocessingDrawing" xmlns:w10="urn:schemas-microsoft-com:office:word" xmlns:w="http://schemas.openxmlformats.org/wordprocessingml/2006/main" xmlns:w14="http://schemas.microsoft.com/office/word/2010/wordml" xmlns:w15="http://schemas.microsoft.com/office/word/2012/wordml" xmlns:w16cex="http://schemas.microsoft.com/office/word/2018/wordml/cex" xmlns:w16cid="http://schemas.microsoft.com/office/word/2016/wordml/cid" xmlns:w16="http://schemas.microsoft.com/office/word/2018/wordml" xmlns:w16du="http://schemas.microsoft.com/office/word/2023/wordml/word16du" xmlns:w16sdtdh="http://schemas.microsoft.com/office/word/2020/wordml/sdtdatahash" xmlns:w16sdtfl="http://schemas.microsoft.com/office/word/2024/wordml/sdtformatlock" xmlns:w16se="http://schemas.microsoft.com/office/word/2015/wordml/symex" xmlns:wpg="http://schemas.microsoft.com/office/word/2010/wordprocessingGroup" xmlns:wpi="http://schemas.microsoft.com/office/word/2010/wordprocessingInk" xmlns:wne="http://schemas.microsoft.com/office/word/2006/wordml" xmlns:wps="http://schemas.microsoft.com/office/word/2010/wordprocessingShape" mc:Ignorable="w14 w15 w16se w16cid w16 w16cex w16sdtdh w16sdtfl w16du wp14">
   <w:footnote w:type="separator" w:id="-1">
     <w:p>
@@ -8419,7 +8853,7 @@
 </w:footnotes>
 </file>
 
-<file path=word/numbering.xml><?xml version="1.0" encoding="utf-8"?>
+<file path=word\numbering.xml><?xml version="1.0" encoding="utf-8"?>
 <w:numbering xmlns:wpc="http://schemas.microsoft.com/office/word/2010/wordprocessingCanvas" xmlns:cx="http://schemas.microsoft.com/office/drawing/2014/chartex" xmlns:cx1="http://schemas.microsoft.com/office/drawing/2015/9/8/chartex" xmlns:cx2="http://schemas.microsoft.com/office/drawing/2015/10/21/chartex" xmlns:cx3="http://schemas.microsoft.com/office/drawing/2016/5/9/chartex" xmlns:cx4="http://schemas.microsoft.com/office/drawing/2016/5/10/chartex" xmlns:cx5="http://schemas.microsoft.com/office/drawing/2016/5/11/chartex" xmlns:cx6="http://schemas.microsoft.com/office/drawing/2016/5/12/chartex" xmlns:cx7="http://schemas.microsoft.com/office/drawing/2016/5/13/chartex" xmlns:cx8="http://schemas.microsoft.com/office/drawing/2016/5/14/chartex" xmlns:mc="http://schemas.openxmlformats.org/markup-compatibility/2006" xmlns:aink="http://schemas.microsoft.com/office/drawing/2016/ink" xmlns:am3d="http://schemas.microsoft.com/office/drawing/2017/model3d" xmlns:o="urn:schemas-microsoft-com:office:office" xmlns:oel="http://schemas.microsoft.com/office/2019/extlst" xmlns:r="http://schemas.openxmlformats.org/officeDocument/2006/relationships" xmlns:m="http://schemas.openxmlformats.org/officeDocument/2006/math" xmlns:v="urn:schemas-microsoft-com:vml" xmlns:wp14="http://schemas.microsoft.com/office/word/2010/wordprocessingDrawing" xmlns:wp="http://schemas.openxmlformats.org/drawingml/2006/wordprocessingDrawing" xmlns:w10="urn:schemas-microsoft-com:office:word" xmlns:w="http://schemas.openxmlformats.org/wordprocessingml/2006/main" xmlns:w14="http://schemas.microsoft.com/office/word/2010/wordml" xmlns:w15="http://schemas.microsoft.com/office/word/2012/wordml" xmlns:w16cex="http://schemas.microsoft.com/office/word/2018/wordml/cex" xmlns:w16cid="http://schemas.microsoft.com/office/word/2016/wordml/cid" xmlns:w16="http://schemas.microsoft.com/office/word/2018/wordml" xmlns:w16du="http://schemas.microsoft.com/office/word/2023/wordml/word16du" xmlns:w16sdtdh="http://schemas.microsoft.com/office/word/2020/wordml/sdtdatahash" xmlns:w16sdtfl="http://schemas.microsoft.com/office/word/2024/wordml/sdtformatlock" xmlns:w16se="http://schemas.microsoft.com/office/word/2015/wordml/symex" xmlns:wpg="http://schemas.microsoft.com/office/word/2010/wordprocessingGroup" xmlns:wpi="http://schemas.microsoft.com/office/word/2010/wordprocessingInk" xmlns:wne="http://schemas.microsoft.com/office/word/2006/wordml" xmlns:wps="http://schemas.microsoft.com/office/word/2010/wordprocessingShape" mc:Ignorable="w14 w15 w16se w16cid w16 w16cex w16sdtdh w16sdtfl w16du wp14">
   <w:abstractNum w:abstractNumId="0" w15:restartNumberingAfterBreak="0">
     <w:nsid w:val="FFFFFF7C"/>
@@ -8622,7 +9056,78 @@
 </w:numbering>
 </file>
 
-<file path=word/styles.xml><?xml version="1.0" encoding="utf-8"?>
+<file path=word\settings.xml><?xml version="1.0" encoding="utf-8"?>
+<w:settings xmlns:mc="http://schemas.openxmlformats.org/markup-compatibility/2006" xmlns:o="urn:schemas-microsoft-com:office:office" xmlns:r="http://schemas.openxmlformats.org/officeDocument/2006/relationships" xmlns:m="http://schemas.openxmlformats.org/officeDocument/2006/math" xmlns:v="urn:schemas-microsoft-com:vml" xmlns:w10="urn:schemas-microsoft-com:office:word" xmlns:w="http://schemas.openxmlformats.org/wordprocessingml/2006/main" xmlns:w14="http://schemas.microsoft.com/office/word/2010/wordml" xmlns:w15="http://schemas.microsoft.com/office/word/2012/wordml" xmlns:w16cex="http://schemas.microsoft.com/office/word/2018/wordml/cex" xmlns:w16cid="http://schemas.microsoft.com/office/word/2016/wordml/cid" xmlns:w16="http://schemas.microsoft.com/office/word/2018/wordml" xmlns:w16du="http://schemas.microsoft.com/office/word/2023/wordml/word16du" xmlns:w16sdtdh="http://schemas.microsoft.com/office/word/2020/wordml/sdtdatahash" xmlns:w16sdtfl="http://schemas.microsoft.com/office/word/2024/wordml/sdtformatlock" xmlns:w16se="http://schemas.microsoft.com/office/word/2015/wordml/symex" xmlns:sl="http://schemas.openxmlformats.org/schemaLibrary/2006/main" mc:Ignorable="w14 w15 w16se w16cid w16 w16cex w16sdtdh w16sdtfl w16du">
+  <w:zoom w:percent="100"/>
+  <w:defaultTabStop w:val="720"/>
+  <w:hyphenationZone w:val="425"/>
+  <w:characterSpacingControl w:val="doNotCompress"/>
+  <w:footnotePr>
+    <w:footnote w:id="-1"/>
+    <w:footnote w:id="0"/>
+  </w:footnotePr>
+  <w:endnotePr>
+    <w:endnote w:id="-1"/>
+    <w:endnote w:id="0"/>
+  </w:endnotePr>
+  <w:compat>
+    <w:useFELayout/>
+    <w:compatSetting w:name="compatibilityMode" w:uri="http://schemas.microsoft.com/office/word" w:val="14"/>
+    <w:compatSetting w:name="overrideTableStyleFontSizeAndJustification" w:uri="http://schemas.microsoft.com/office/word" w:val="1"/>
+    <w:compatSetting w:name="enableOpenTypeFeatures" w:uri="http://schemas.microsoft.com/office/word" w:val="1"/>
+    <w:compatSetting w:name="doNotFlipMirrorIndents" w:uri="http://schemas.microsoft.com/office/word" w:val="1"/>
+    <w:compatSetting w:name="useWord2013TrackBottomHyphenation" w:uri="http://schemas.microsoft.com/office/word" w:val="1"/>
+  </w:compat>
+  <w:rsids>
+    <w:rsidRoot w:val="00B47730"/>
+    <w:rsid w:val="00034616"/>
+    <w:rsid w:val="0006063C"/>
+    <w:rsid w:val="0015074B"/>
+    <w:rsid w:val="0029639D"/>
+    <w:rsid w:val="003044B7"/>
+    <w:rsid w:val="00326F90"/>
+    <w:rsid w:val="00512202"/>
+    <w:rsid w:val="005A218B"/>
+    <w:rsid w:val="00AA1D8D"/>
+    <w:rsid w:val="00AF2A1B"/>
+    <w:rsid w:val="00B47730"/>
+    <w:rsid w:val="00BC5E5E"/>
+    <w:rsid w:val="00CB0664"/>
+    <w:rsid w:val="00D5312B"/>
+    <w:rsid w:val="00EA4D83"/>
+    <w:rsid w:val="00FC693F"/>
+  </w:rsids>
+  <m:mathPr>
+    <m:mathFont m:val="Cambria Math"/>
+    <m:brkBin m:val="before"/>
+    <m:brkBinSub m:val="--"/>
+    <m:smallFrac m:val="0"/>
+    <m:dispDef/>
+    <m:lMargin m:val="0"/>
+    <m:rMargin m:val="0"/>
+    <m:defJc m:val="centerGroup"/>
+    <m:wrapIndent m:val="1440"/>
+    <m:intLim m:val="subSup"/>
+    <m:naryLim m:val="undOvr"/>
+  </m:mathPr>
+  <w:themeFontLang w:val="en-US" w:eastAsia="ja-JP"/>
+  <w:clrSchemeMapping w:bg1="light1" w:t1="dark1" w:bg2="light2" w:t2="dark2" w:accent1="accent1" w:accent2="accent2" w:accent3="accent3" w:accent4="accent4" w:accent5="accent5" w:accent6="accent6" w:hyperlink="hyperlink" w:followedHyperlink="followedHyperlink"/>
+  <w:doNotAutoCompressPictures/>
+  <w:shapeDefaults>
+    <o:shapedefaults v:ext="edit" spidmax="1026"/>
+    <o:shapelayout v:ext="edit">
+      <o:idmap v:ext="edit" data="1"/>
+    </o:shapelayout>
+  </w:shapeDefaults>
+  <w:decimalSymbol w:val=","/>
+  <w:listSeparator w:val=";"/>
+  <w14:docId w14:val="2062DC14"/>
+  <w14:defaultImageDpi w14:val="300"/>
+  <w15:docId w15:val="{D2B855AC-A029-4704-B731-F55E07BA37AE}"/>
+</w:settings>
+</file>
+
+<file path=word\styles.xml><?xml version="1.0" encoding="utf-8"?>
 <w:styles xmlns:mc="http://schemas.openxmlformats.org/markup-compatibility/2006" xmlns:r="http://schemas.openxmlformats.org/officeDocument/2006/relationships" xmlns:w="http://schemas.openxmlformats.org/wordprocessingml/2006/main" xmlns:w14="http://schemas.microsoft.com/office/word/2010/wordml" xmlns:w15="http://schemas.microsoft.com/office/word/2012/wordml" xmlns:w16cex="http://schemas.microsoft.com/office/word/2018/wordml/cex" xmlns:w16cid="http://schemas.microsoft.com/office/word/2016/wordml/cid" xmlns:w16="http://schemas.microsoft.com/office/word/2018/wordml" xmlns:w16du="http://schemas.microsoft.com/office/word/2023/wordml/word16du" xmlns:w16sdtdh="http://schemas.microsoft.com/office/word/2020/wordml/sdtdatahash" xmlns:w16sdtfl="http://schemas.microsoft.com/office/word/2024/wordml/sdtformatlock" xmlns:w16se="http://schemas.microsoft.com/office/word/2015/wordml/symex" mc:Ignorable="w14 w15 w16se w16cid w16 w16cex w16sdtdh w16sdtfl w16du">
   <w:docDefaults>
     <w:rPrDefault>
@@ -20050,7 +20555,7 @@
 </w:styles>
 </file>
 
-<file path=word/theme/theme1.xml><?xml version="1.0" encoding="utf-8"?>
+<file path=word\theme\theme1.xml><?xml version="1.0" encoding="utf-8"?>
 <a:theme xmlns:a="http://schemas.openxmlformats.org/drawingml/2006/main" name="Office Theme">
   <a:themeElements>
     <a:clrScheme name="Office">
@@ -20370,14 +20875,8 @@
 </a:theme>
 </file>
 
-<file path=customXml/item1.xml><?xml version="1.0" encoding="utf-8"?>
-<b:Sources xmlns:b="http://schemas.openxmlformats.org/officeDocument/2006/bibliography" xmlns="http://schemas.openxmlformats.org/officeDocument/2006/bibliography" SelectedStyle="/APA.XSL" StyleName="APA"/>
-</file>
-
-<file path=customXml/itemProps1.xml><?xml version="1.0" encoding="utf-8"?>
-<ds:datastoreItem xmlns:ds="http://schemas.openxmlformats.org/officeDocument/2006/customXml" ds:itemID="{EF278816-EC6F-A645-907D-7F25AECB1D4A}">
-  <ds:schemaRefs>
-    <ds:schemaRef ds:uri="http://schemas.openxmlformats.org/officeDocument/2006/bibliography"/>
-  </ds:schemaRefs>
-</ds:datastoreItem>
+<file path=word\webSettings.xml><?xml version="1.0" encoding="utf-8"?>
+<w:webSettings xmlns:mc="http://schemas.openxmlformats.org/markup-compatibility/2006" xmlns:r="http://schemas.openxmlformats.org/officeDocument/2006/relationships" xmlns:w="http://schemas.openxmlformats.org/wordprocessingml/2006/main" xmlns:w14="http://schemas.microsoft.com/office/word/2010/wordml" xmlns:w15="http://schemas.microsoft.com/office/word/2012/wordml" xmlns:w16cex="http://schemas.microsoft.com/office/word/2018/wordml/cex" xmlns:w16cid="http://schemas.microsoft.com/office/word/2016/wordml/cid" xmlns:w16="http://schemas.microsoft.com/office/word/2018/wordml" xmlns:w16du="http://schemas.microsoft.com/office/word/2023/wordml/word16du" xmlns:w16sdtdh="http://schemas.microsoft.com/office/word/2020/wordml/sdtdatahash" xmlns:w16sdtfl="http://schemas.microsoft.com/office/word/2024/wordml/sdtformatlock" xmlns:w16se="http://schemas.microsoft.com/office/word/2015/wordml/symex" mc:Ignorable="w14 w15 w16se w16cid w16 w16cex w16sdtdh w16sdtfl w16du">
+  <w:allowPNG/>
+</w:webSettings>
 </file>